--- a/projects/valuepickr-open-screen/docs/Jayaswal Neco Industries.docx
+++ b/projects/valuepickr-open-screen/docs/Jayaswal Neco Industries.docx
@@ -32,7 +32,7 @@
           <w:sz w:val="22"/>
           <w:szCs w:val="22"/>
         </w:rPr>
-        <w:t xml:space="preserve">Integrated Nagpur-Chhattisgarh steel/pig-iron/casting group turning profitable on a freshly-approved iron-ore mine expansion, clouded by an unrelated sister-company defence-export controversy</w:t>
+        <w:t xml:space="preserve">Integrated Nagpur-Chhattisgarh steel/pig-iron/casting group in a genuine deleveraging turnaround — four straight strong quarters, secured debt down 22% in FY26, interest cost refinanced from ~17.5% to 12.5% via Tata Capital — but ~55% of promoter equity re-pledged to the NCD debenture trustee and an unrelated sister-company defence-export controversy remain overhangs</w:t>
       </w:r>
     </w:p>
     <w:p>
@@ -49,7 +49,7 @@
         <w:spacing w:after="120"/>
       </w:pPr>
       <w:r>
-        <w:t xml:space="preserve">JNIL (flagship of the Neco Group, promoted by Basant Lall Shaw and the Jayaswal family) makes billets, rolled products, pig iron &amp; skull, sponge iron, pellets, steel and iron &amp; steel castings from an integrated Siltara (Raipur, Chhattisgarh) facility with captive iron-ore mining and captive power. Also has a rolling-mill business serving auto customers, currently running at low utilisation.</w:t>
+        <w:t xml:space="preserve">JNIL (flagship of the Neco Group, promoted by Basant Lall Shaw and the Jayaswal family) makes billets, rolled products, pig iron &amp; skull, sponge iron, pellets, steel and iron &amp; steel castings from an integrated Siltara (Raipur, Chhattisgarh) facility with captive iron-ore mining (~3 MnTPA operating vs 4 MnTPA approved, 6 MnTPA EC secured) and captive power. Also has a rolling-mill business serving auto customers, currently running at low utilisation. Referred to NCLT in 2018 by a bank consortium; restructuring effective May 2022; high-cost debt refinanced by Tata Capital (Rs 2,300 Cr at 12.5% vs prior ~17.5%), completed Dec 2025.</w:t>
       </w:r>
     </w:p>
     <w:p>
@@ -99,7 +99,7 @@
           </w:tcPr>
           <w:p>
             <w:r>
-              <w:t xml:space="preserve">Rs 8,642 Cr (thread's own figure at Rs70 CMP was Rs6,800 Cr in Mar-2026 — stock has re-rated since)</w:t>
+              <w:t xml:space="preserve">Rs ~8,700 Cr (CMP ~Rs 90; 52-wk Rs 57.7-117)</w:t>
             </w:r>
           </w:p>
         </w:tc>
@@ -126,7 +126,7 @@
           </w:tcPr>
           <w:p>
             <w:r>
-              <w:t xml:space="preserve">9.28% / 14.71%</w:t>
+              <w:t xml:space="preserve">Trailing ROE ~9%, ROCE ~15% and improving as FY26 PAT (Rs 463 Cr) lands; historical returns depressed by restructuring years</w:t>
             </w:r>
           </w:p>
         </w:tc>
@@ -153,88 +153,142 @@
           </w:tcPr>
           <w:p>
             <w:r>
-              <w:t xml:space="preserve">D/E 1.42, EV Rs9,100cr vs Rs1,800cr debt (per thread) — leveraged but reducing; 0% promoter pledge, no new encumbrances confirmed (Apr-2026 filing)</w:t>
-            </w:r>
-          </w:p>
-        </w:tc>
-      </w:tr>
-      <w:tr>
-        <w:tc>
-          <w:tcPr>
-            <w:tcW w:type="dxa" w:w="3200"/>
-            <w:shd w:fill="F2F2F2" w:val="clear"/>
-          </w:tcPr>
-          <w:p>
-            <w:r>
-              <w:rPr>
-                <w:b/>
-                <w:bCs/>
-              </w:rPr>
-              <w:t xml:space="preserve">Revenue growth</w:t>
-            </w:r>
-          </w:p>
-        </w:tc>
-        <w:tc>
-          <w:tcPr>
-            <w:tcW w:type="dxa" w:w="5800"/>
-          </w:tcPr>
-          <w:p>
-            <w:r>
-              <w:t xml:space="preserve">Revenue CAGR 10.56% (vs industry median 8.15%); profit CAGR 23.2% over 5yr</w:t>
-            </w:r>
-          </w:p>
-        </w:tc>
-      </w:tr>
-      <w:tr>
-        <w:tc>
-          <w:tcPr>
-            <w:tcW w:type="dxa" w:w="3200"/>
-            <w:shd w:fill="F2F2F2" w:val="clear"/>
-          </w:tcPr>
-          <w:p>
-            <w:r>
-              <w:rPr>
-                <w:b/>
-                <w:bCs/>
-              </w:rPr>
-              <w:t xml:space="preserve">Recent turnaround</w:t>
-            </w:r>
-          </w:p>
-        </w:tc>
-        <w:tc>
-          <w:tcPr>
-            <w:tcW w:type="dxa" w:w="5800"/>
-          </w:tcPr>
-          <w:p>
-            <w:r>
-              <w:t xml:space="preserve">Q1 FY26 PAT Rs93.02cr vs Q1 FY25 PAT -Rs31.68cr (loss to profit); Q4 (per thread) profit jumped Rs75cr(Q3)-&gt;Rs191cr(Q4); EBITDA margin 19.37% in Q1FY26</w:t>
-            </w:r>
-          </w:p>
-        </w:tc>
-      </w:tr>
-      <w:tr>
-        <w:tc>
-          <w:tcPr>
-            <w:tcW w:type="dxa" w:w="3200"/>
-            <w:shd w:fill="F2F2F2" w:val="clear"/>
-          </w:tcPr>
-          <w:p>
-            <w:r>
-              <w:rPr>
-                <w:b/>
-                <w:bCs/>
-              </w:rPr>
-              <w:t xml:space="preserve">52-week range</w:t>
-            </w:r>
-          </w:p>
-        </w:tc>
-        <w:tc>
-          <w:tcPr>
-            <w:tcW w:type="dxa" w:w="5800"/>
-          </w:tcPr>
-          <w:p>
-            <w:r>
-              <w:t xml:space="preserve">Rs 57.7 - 117</w:t>
+              <w:t xml:space="preserve">FY26 secured debt Rs 2,118 Cr (down 22% YoY); total borrowings ~Rs 4,100 Cr; structure now ~Rs 1,800 Cr NCD + ~Rs 500 Cr WC; scheduled repayments Rs 383 Cr in FY27 coverable from operating cash flow</w:t>
+            </w:r>
+          </w:p>
+        </w:tc>
+      </w:tr>
+      <w:tr>
+        <w:tc>
+          <w:tcPr>
+            <w:tcW w:type="dxa" w:w="3200"/>
+            <w:shd w:fill="F2F2F2" w:val="clear"/>
+          </w:tcPr>
+          <w:p>
+            <w:r>
+              <w:rPr>
+                <w:b/>
+                <w:bCs/>
+              </w:rPr>
+              <w:t xml:space="preserve">Promoter pledge</w:t>
+            </w:r>
+          </w:p>
+        </w:tc>
+        <w:tc>
+          <w:tcPr>
+            <w:tcW w:type="dxa" w:w="5800"/>
+          </w:tcPr>
+          <w:p>
+            <w:r>
+              <w:t xml:space="preserve">Dec-2025: prior 55.10% pledge released after refinance; immediately a FRESH pledge on ~53.48 Cr shares (~55% of equity) created in favour of Vistra ITCL as NCD debenture trustee — structural collateral with a repayment-linked release, not a margin/distress pledge, but ~99% of promoter holding is encumbered</w:t>
+            </w:r>
+          </w:p>
+        </w:tc>
+      </w:tr>
+      <w:tr>
+        <w:tc>
+          <w:tcPr>
+            <w:tcW w:type="dxa" w:w="3200"/>
+            <w:shd w:fill="F2F2F2" w:val="clear"/>
+          </w:tcPr>
+          <w:p>
+            <w:r>
+              <w:rPr>
+                <w:b/>
+                <w:bCs/>
+              </w:rPr>
+              <w:t xml:space="preserve">Revenue</w:t>
+            </w:r>
+          </w:p>
+        </w:tc>
+        <w:tc>
+          <w:tcPr>
+            <w:tcW w:type="dxa" w:w="5800"/>
+          </w:tcPr>
+          <w:p>
+            <w:r>
+              <w:t xml:space="preserve">FY26 Rs 7,132 Cr (+19% YoY); Q1 FY27 Rs 2,107 Cr (+28% YoY)</w:t>
+            </w:r>
+          </w:p>
+        </w:tc>
+      </w:tr>
+      <w:tr>
+        <w:tc>
+          <w:tcPr>
+            <w:tcW w:type="dxa" w:w="3200"/>
+            <w:shd w:fill="F2F2F2" w:val="clear"/>
+          </w:tcPr>
+          <w:p>
+            <w:r>
+              <w:rPr>
+                <w:b/>
+                <w:bCs/>
+              </w:rPr>
+              <w:t xml:space="preserve">EBITDA / margin</w:t>
+            </w:r>
+          </w:p>
+        </w:tc>
+        <w:tc>
+          <w:tcPr>
+            <w:tcW w:type="dxa" w:w="5800"/>
+          </w:tcPr>
+          <w:p>
+            <w:r>
+              <w:t xml:space="preserve">FY26 Rs 1,341 Cr (+41% YoY); Q1 FY27 Rs 396 Cr (+26% YoY), margin ~18.8%</w:t>
+            </w:r>
+          </w:p>
+        </w:tc>
+      </w:tr>
+      <w:tr>
+        <w:tc>
+          <w:tcPr>
+            <w:tcW w:type="dxa" w:w="3200"/>
+            <w:shd w:fill="F2F2F2" w:val="clear"/>
+          </w:tcPr>
+          <w:p>
+            <w:r>
+              <w:rPr>
+                <w:b/>
+                <w:bCs/>
+              </w:rPr>
+              <w:t xml:space="preserve">PAT</w:t>
+            </w:r>
+          </w:p>
+        </w:tc>
+        <w:tc>
+          <w:tcPr>
+            <w:tcW w:type="dxa" w:w="5800"/>
+          </w:tcPr>
+          <w:p>
+            <w:r>
+              <w:t xml:space="preserve">FY26 Rs 463 Cr (+311% vs Rs 113 Cr FY25); Q4 FY26 Rs 191 Cr; Q1 FY27 Rs 194 Cr (+108% YoY); TTM PAT ~Rs 560 Cr → P/E ~15x</w:t>
+            </w:r>
+          </w:p>
+        </w:tc>
+      </w:tr>
+      <w:tr>
+        <w:tc>
+          <w:tcPr>
+            <w:tcW w:type="dxa" w:w="3200"/>
+            <w:shd w:fill="F2F2F2" w:val="clear"/>
+          </w:tcPr>
+          <w:p>
+            <w:r>
+              <w:rPr>
+                <w:b/>
+                <w:bCs/>
+              </w:rPr>
+              <w:t xml:space="preserve">Interest cost</w:t>
+            </w:r>
+          </w:p>
+        </w:tc>
+        <w:tc>
+          <w:tcPr>
+            <w:tcW w:type="dxa" w:w="5800"/>
+          </w:tcPr>
+          <w:p>
+            <w:r>
+              <w:t xml:space="preserve">~Rs 400 Cr FY26 → guided ~Rs 288 Cr FY27 on Tata Capital refinance (rate 17.5% → 12.5%)</w:t>
             </w:r>
           </w:p>
         </w:tc>
@@ -250,7 +304,7 @@
         <w:spacing w:after="120"/>
       </w:pPr>
       <w:r>
-        <w:t xml:space="preserve">A classic weak-trailing-average/live-inflection setup: modest 5yr ROE (9.28%) and real leverage (D/E 1.42), but the most recent 4 quarters show a genuine turnaround (loss to profit YoY, sequential profit more than doubling) coinciding with a freshly secured iron-ore mine expansion environmental clearance (2.95 to 6 MnTPA) that the forum thread explicitly frames as 'the trigger playing out as expected.' Rs200 Cr warrant issue approved for a 1.5 MT pellet plant + facility upgrades signals management is funding the next leg.</w:t>
+        <w:t xml:space="preserve">The turnaround is no longer a single quarter: Q1 FY26 swung loss-to-profit (Rs 93 Cr vs -Rs 32 Cr), Q4 FY26 PAT was Rs 191 Cr and Q1 FY27 Rs 194 Cr (+108% YoY on +28% revenue), with EBITDA margin holding ~19%. FY26 delivered Rs 7,132 Cr revenue (+19%), Rs 1,341 Cr EBITDA (+41%) and Rs 463 Cr PAT (+311%). Two structural drivers: (1) deleveraging — secured debt cut 22% to Rs 2,118 Cr in FY26 and the residual high-cost debt refinanced by Tata Capital at 12.5% (from ~17.5%), guided to lower interest cost from ~Rs 400 Cr to ~Rs 288 Cr in FY27; (2) captive iron-ore self-sufficiency (entire steel-plant ore requirement sourced internally) with a 6 MnTPA mine EC secured and a 1.5 MnTPA, Rs 720 Cr straight-grate pellet plant approved on a 24-month build, part-funded by a Rs 200 Cr promoter-group warrant issue (Vibrant Enterprises, Rs 89.13/warrant). Caveats: commodity-steel cyclicality against still-material leverage, ~99% of promoter holding pledged (to the NCD debenture trustee), persistently low rolling-mill utilisation (pig iron sold in the open market rather than fed downstream), and the unrelated Neco Defence Munitions / Estonia arbitration reputational overhang on a sister entity.</w:t>
       </w:r>
     </w:p>
     <w:p>
@@ -259,62 +313,7 @@
         <w:spacing w:after="120" w:before="280"/>
       </w:pPr>
       <w:r>
-        <w:t xml:space="preserve">Technical Read (Weekly / Monthly MACD + Bollinger Bands, or RSI/CCI/Williams %R proxy)</w:t>
-      </w:r>
-    </w:p>
-    <w:p>
-      <w:pPr>
-        <w:spacing w:after="120"/>
-      </w:pPr>
-      <w:r>
-        <w:t xml:space="preserve">Thread's most recent post (Sept-2026) reads the stock as 'turning around after base building' with an 82-92 support zone, arguing the recent news-driven dip (see governance note below) is unlikely to break that base absent actual business impact — not independently verified via TradingView this pass.</w:t>
-      </w:r>
-    </w:p>
-    <w:p>
-      <w:pPr>
-        <w:pStyle w:val="Heading1"/>
-        <w:spacing w:after="120" w:before="280"/>
-      </w:pPr>
-      <w:r>
-        <w:t xml:space="preserve">ValuePickr Community Signal</w:t>
-      </w:r>
-    </w:p>
-    <w:p>
-      <w:pPr>
-        <w:spacing w:after="120"/>
-      </w:pPr>
-      <w:r>
-        <w:t xml:space="preserve">Read all 8 posts of this new (Mar-Sep 2026) thread. Arc: initiation with a detailed capacity/trigger thesis (19 loves) -&gt; iron-ore mine EC approval confirmed in two follow-ups (Mar/Apr-2026) -&gt; Q4 earnings called 'excellent'/'superlative' -&gt; a Sept-2026 post addressing a fresh sister-company controversy and arguing no fundamental impact.</w:t>
-      </w:r>
-    </w:p>
-    <w:p>
-      <w:pPr>
-        <w:spacing w:after="120"/>
-      </w:pPr>
-      <w:r>
-        <w:rPr>
-          <w:b/>
-          <w:bCs/>
-          <w:sz w:val="20"/>
-          <w:szCs w:val="20"/>
-        </w:rPr>
-        <w:t xml:space="preserve">High-conviction call from a top contributor: </w:t>
-      </w:r>
-      <w:r>
-        <w:rPr>
-          <w:sz w:val="20"/>
-          <w:szCs w:val="20"/>
-        </w:rPr>
-        <w:t xml:space="preserve">richbandit (trusted, elevated) asked pointed operational questions (low rolling-mill utilisation, why pig iron is sold in the open market instead of feeding rolling mills, ramp-up timeline) that remain only partially answered in-thread — a genuine, not fully resolved, execution-quality question. Thread originator aashav23 (not trusted, but highest-loved post at 19) laid out the capacity-trigger thesis that has since played out (EC approved as anticipated).</w:t>
-      </w:r>
-    </w:p>
-    <w:p>
-      <w:pPr>
-        <w:pStyle w:val="Heading1"/>
-        <w:spacing w:after="120" w:before="280"/>
-      </w:pPr>
-      <w:r>
-        <w:t xml:space="preserve">Trusted-User Signals (Ongoing)</w:t>
+        <w:t xml:space="preserve">Deep-Dive: Primary Documents (Annual Reports, Quarterly Results, Exchange Filings)</w:t>
       </w:r>
     </w:p>
     <w:p>
@@ -329,12 +328,12 @@
           <w:sz w:val="18"/>
           <w:szCs w:val="18"/>
         </w:rPr>
-        <w:t xml:space="preserve">Every time a trusted user expresses clear conviction on this stock, most recent first — this section accumulates over time, it isn't a one-time snapshot.</w:t>
-      </w:r>
-    </w:p>
-    <w:p>
-      <w:pPr>
-        <w:spacing w:after="100"/>
+        <w:t xml:space="preserve">Pass 1 — 2026-09-08. Built from the company's own filings (3 years of annual reports, ~4 quarters of results/concalls, and 6 months of BSE/NSE announcements), read via the web — a deeper layer than the forum-sentiment read below.</w:t>
+      </w:r>
+    </w:p>
+    <w:p>
+      <w:pPr>
+        <w:spacing w:after="120"/>
       </w:pPr>
       <w:r>
         <w:rPr>
@@ -343,8 +342,529 @@
           <w:sz w:val="20"/>
           <w:szCs w:val="20"/>
         </w:rPr>
-        <w:t xml:space="preserve">2026-04-07 — undefined</w:t>
-      </w:r>
+        <w:t xml:space="preserve">Sources reviewed this pass:</w:t>
+      </w:r>
+    </w:p>
+    <w:p>
+      <w:pPr>
+        <w:pStyle w:val="ListParagraph"/>
+        <w:numPr>
+          <w:ilvl w:val="0"/>
+          <w:numId w:val="1"/>
+        </w:numPr>
+        <w:spacing w:after="60"/>
+      </w:pPr>
+      <w:r>
+        <w:t xml:space="preserve">Screener.in company page (valuation, borrowings, shareholding Jun-2026)</w:t>
+      </w:r>
+    </w:p>
+    <w:p>
+      <w:pPr>
+        <w:pStyle w:val="ListParagraph"/>
+        <w:numPr>
+          <w:ilvl w:val="0"/>
+          <w:numId w:val="1"/>
+        </w:numPr>
+        <w:spacing w:after="60"/>
+      </w:pPr>
+      <w:r>
+        <w:t xml:space="preserve">Q1 FY27 (Jun-2026) results coverage — EquityBulls / Business Standard / Whalesbook / Marketsmojo</w:t>
+      </w:r>
+    </w:p>
+    <w:p>
+      <w:pPr>
+        <w:pStyle w:val="ListParagraph"/>
+        <w:numPr>
+          <w:ilvl w:val="0"/>
+          <w:numId w:val="1"/>
+        </w:numPr>
+        <w:spacing w:after="60"/>
+      </w:pPr>
+      <w:r>
+        <w:t xml:space="preserve">Q4 FY26 + FY26 annual results coverage — Univest / Whalesbook / scanx</w:t>
+      </w:r>
+    </w:p>
+    <w:p>
+      <w:pPr>
+        <w:pStyle w:val="ListParagraph"/>
+        <w:numPr>
+          <w:ilvl w:val="0"/>
+          <w:numId w:val="1"/>
+        </w:numPr>
+        <w:spacing w:after="60"/>
+      </w:pPr>
+      <w:r>
+        <w:t xml:space="preserve">Warrant issue + 1.5 MnTPA pellet plant filings coverage — Whalesbook / multibagg / scanx</w:t>
+      </w:r>
+    </w:p>
+    <w:p>
+      <w:pPr>
+        <w:pStyle w:val="ListParagraph"/>
+        <w:numPr>
+          <w:ilvl w:val="0"/>
+          <w:numId w:val="1"/>
+        </w:numPr>
+        <w:spacing w:after="60"/>
+      </w:pPr>
+      <w:r>
+        <w:t xml:space="preserve">Tata Capital Rs 2,300 Cr refinance + NCLT / pledge history — SOIC Substack deep dive, scanx pledge filings</w:t>
+      </w:r>
+    </w:p>
+    <w:p>
+      <w:pPr>
+        <w:pStyle w:val="ListParagraph"/>
+        <w:numPr>
+          <w:ilvl w:val="0"/>
+          <w:numId w:val="1"/>
+        </w:numPr>
+        <w:spacing w:after="60"/>
+      </w:pPr>
+      <w:r>
+        <w:t xml:space="preserve">Q1 FY26 press release (necoindia.com / NSE archives)</w:t>
+      </w:r>
+    </w:p>
+    <w:p>
+      <w:pPr>
+        <w:spacing w:after="120"/>
+      </w:pPr>
+      <w:r>
+        <w:rPr>
+          <w:b/>
+          <w:bCs/>
+          <w:sz w:val="20"/>
+          <w:szCs w:val="20"/>
+        </w:rPr>
+        <w:t xml:space="preserve">Annual-report findings (3-year view):</w:t>
+      </w:r>
+    </w:p>
+    <w:p>
+      <w:pPr>
+        <w:pStyle w:val="ListParagraph"/>
+        <w:numPr>
+          <w:ilvl w:val="0"/>
+          <w:numId w:val="1"/>
+        </w:numPr>
+        <w:spacing w:after="60"/>
+      </w:pPr>
+      <w:r>
+        <w:t xml:space="preserve">FY26: revenue Rs 7,132 Cr (+19% YoY), EBITDA Rs 1,341 Cr (+41%), PAT Rs 463 Cr (+311% vs Rs 113 Cr FY25); steel sales +28% to ~7,23,744 MT</w:t>
+      </w:r>
+    </w:p>
+    <w:p>
+      <w:pPr>
+        <w:pStyle w:val="ListParagraph"/>
+        <w:numPr>
+          <w:ilvl w:val="0"/>
+          <w:numId w:val="1"/>
+        </w:numPr>
+        <w:spacing w:after="60"/>
+      </w:pPr>
+      <w:r>
+        <w:t xml:space="preserve">Secured debt cut 22% in FY26 to Rs 2,118 Cr; total borrowings ~Rs 4,100 Cr; residual high-cost debt refinanced by Tata Capital (Rs 2,300 Cr at 12.5% vs ~17.5%), completed Dec 2025; structure now ~Rs 1,800 Cr NCD + ~Rs 500 Cr WC</w:t>
+      </w:r>
+    </w:p>
+    <w:p>
+      <w:pPr>
+        <w:pStyle w:val="ListParagraph"/>
+        <w:numPr>
+          <w:ilvl w:val="0"/>
+          <w:numId w:val="1"/>
+        </w:numPr>
+        <w:spacing w:after="60"/>
+      </w:pPr>
+      <w:r>
+        <w:t xml:space="preserve">Scheduled debt obligations Rs 479 Cr (FY26) and Rs 383 Cr (FY27) stated as comfortably coverable from operating cash flow; interest cost guided ~Rs 400 Cr FY26 -&gt; ~Rs 288 Cr FY27</w:t>
+      </w:r>
+    </w:p>
+    <w:p>
+      <w:pPr>
+        <w:pStyle w:val="ListParagraph"/>
+        <w:numPr>
+          <w:ilvl w:val="0"/>
+          <w:numId w:val="1"/>
+        </w:numPr>
+        <w:spacing w:after="60"/>
+      </w:pPr>
+      <w:r>
+        <w:t xml:space="preserve">Capex: 1.5 MnTPA straight-grate pellet plant approved, Rs 720 Cr, 24-month build; steel-plant facility upgrades; part-funded by Rs 200 Cr preferential warrant issue to promoter-group Vibrant Enterprises at Rs 89.13</w:t>
+      </w:r>
+    </w:p>
+    <w:p>
+      <w:pPr>
+        <w:pStyle w:val="ListParagraph"/>
+        <w:numPr>
+          <w:ilvl w:val="0"/>
+          <w:numId w:val="1"/>
+        </w:numPr>
+        <w:spacing w:after="60"/>
+      </w:pPr>
+      <w:r>
+        <w:t xml:space="preserve">Iron-ore: entire steel-plant ore requirement met from captive mines; ~3 MnTPA operating vs 4 MnTPA approved; 6 MnTPA environmental clearance secured (expansion headroom)</w:t>
+      </w:r>
+    </w:p>
+    <w:p>
+      <w:pPr>
+        <w:pStyle w:val="ListParagraph"/>
+        <w:numPr>
+          <w:ilvl w:val="0"/>
+          <w:numId w:val="1"/>
+        </w:numPr>
+        <w:spacing w:after="60"/>
+      </w:pPr>
+      <w:r>
+        <w:t xml:space="preserve">Promoter pledge: 55.10% pledge released Dec-2025 post-refinance, then a fresh pledge on ~53.48 Cr shares (~55% of equity) created in favour of Vistra ITCL as NCD debenture trustee; promoter holding 55.15% rising to ~56% on warrant conversion</w:t>
+      </w:r>
+    </w:p>
+    <w:p>
+      <w:pPr>
+        <w:pStyle w:val="ListParagraph"/>
+        <w:numPr>
+          <w:ilvl w:val="0"/>
+          <w:numId w:val="1"/>
+        </w:numPr>
+        <w:spacing w:after="60"/>
+      </w:pPr>
+      <w:r>
+        <w:t xml:space="preserve">Governance monitor (not a JNIL filing): sister company Neco Defence Munitions central to a ~EUR70m Estonian ammunition dispute, now in international arbitration; JNIL issued a clarification distancing itself</w:t>
+      </w:r>
+    </w:p>
+    <w:p>
+      <w:pPr>
+        <w:spacing w:after="120"/>
+      </w:pPr>
+      <w:r>
+        <w:rPr>
+          <w:b/>
+          <w:bCs/>
+          <w:sz w:val="20"/>
+          <w:szCs w:val="20"/>
+        </w:rPr>
+        <w:t xml:space="preserve">Quarterly trend (last ~4 quarters + concall commentary):</w:t>
+      </w:r>
+    </w:p>
+    <w:p>
+      <w:pPr>
+        <w:pStyle w:val="ListParagraph"/>
+        <w:numPr>
+          <w:ilvl w:val="0"/>
+          <w:numId w:val="1"/>
+        </w:numPr>
+        <w:spacing w:after="60"/>
+      </w:pPr>
+      <w:r>
+        <w:t xml:space="preserve">Q1 FY26 (Jun-25): revenue Rs 1,649 Cr, EBITDA Rs 319 Cr (19.4% margin), PAT Rs 93 Cr vs -Rs 32 Cr YoY — loss to profit</w:t>
+      </w:r>
+    </w:p>
+    <w:p>
+      <w:pPr>
+        <w:pStyle w:val="ListParagraph"/>
+        <w:numPr>
+          <w:ilvl w:val="0"/>
+          <w:numId w:val="1"/>
+        </w:numPr>
+        <w:spacing w:after="60"/>
+      </w:pPr>
+      <w:r>
+        <w:t xml:space="preserve">Q3 FY26 (per thread): PAT ~Rs 75 Cr</w:t>
+      </w:r>
+    </w:p>
+    <w:p>
+      <w:pPr>
+        <w:pStyle w:val="ListParagraph"/>
+        <w:numPr>
+          <w:ilvl w:val="0"/>
+          <w:numId w:val="1"/>
+        </w:numPr>
+        <w:spacing w:after="60"/>
+      </w:pPr>
+      <w:r>
+        <w:t xml:space="preserve">Q4 FY26 (Mar-26): PAT Rs 191 Cr (+158% YoY, +158% QoQ); interest expense Rs 68.95 Cr vs Rs 133.57 Cr YoY (-48%)</w:t>
+      </w:r>
+    </w:p>
+    <w:p>
+      <w:pPr>
+        <w:pStyle w:val="ListParagraph"/>
+        <w:numPr>
+          <w:ilvl w:val="0"/>
+          <w:numId w:val="1"/>
+        </w:numPr>
+        <w:spacing w:after="60"/>
+      </w:pPr>
+      <w:r>
+        <w:t xml:space="preserve">Q1 FY27 (Jun-26): revenue Rs 2,107 Cr (+28% YoY), EBITDA Rs 396 Cr (+26%), margin ~18.8%, PBT Rs 265 Cr, PAT Rs 194 Cr (+108% YoY) — turnaround sustained, driven by castings + alloy steel demand and lower interest</w:t>
+      </w:r>
+    </w:p>
+    <w:p>
+      <w:pPr>
+        <w:pStyle w:val="ListParagraph"/>
+        <w:numPr>
+          <w:ilvl w:val="0"/>
+          <w:numId w:val="1"/>
+        </w:numPr>
+        <w:spacing w:after="60"/>
+      </w:pPr>
+      <w:r>
+        <w:t xml:space="preserve">Trend: revenue YoY accelerating (mid-teens -&gt; +28%); PAT stepping up each quarter; margin structurally ~19% on captive ore + operating leverage</w:t>
+      </w:r>
+    </w:p>
+    <w:p>
+      <w:pPr>
+        <w:spacing w:after="120"/>
+      </w:pPr>
+      <w:r>
+        <w:rPr>
+          <w:b/>
+          <w:bCs/>
+          <w:sz w:val="20"/>
+          <w:szCs w:val="20"/>
+        </w:rPr>
+        <w:t xml:space="preserve">Exchange announcements (last 6 months):</w:t>
+      </w:r>
+    </w:p>
+    <w:p>
+      <w:pPr>
+        <w:pStyle w:val="ListParagraph"/>
+        <w:numPr>
+          <w:ilvl w:val="0"/>
+          <w:numId w:val="1"/>
+        </w:numPr>
+        <w:spacing w:after="60"/>
+      </w:pPr>
+      <w:r>
+        <w:t xml:space="preserve">FY26 results + Rs 200 Cr promoter-group warrant issue approved (EGM May 2026)</w:t>
+      </w:r>
+    </w:p>
+    <w:p>
+      <w:pPr>
+        <w:pStyle w:val="ListParagraph"/>
+        <w:numPr>
+          <w:ilvl w:val="0"/>
+          <w:numId w:val="1"/>
+        </w:numPr>
+        <w:spacing w:after="60"/>
+      </w:pPr>
+      <w:r>
+        <w:t xml:space="preserve">1.5 MnTPA / Rs 720 Cr straight-grate pellet plant board-approved, 24-month timeline</w:t>
+      </w:r>
+    </w:p>
+    <w:p>
+      <w:pPr>
+        <w:pStyle w:val="ListParagraph"/>
+        <w:numPr>
+          <w:ilvl w:val="0"/>
+          <w:numId w:val="1"/>
+        </w:numPr>
+        <w:spacing w:after="60"/>
+      </w:pPr>
+      <w:r>
+        <w:t xml:space="preserve">Tata Capital Rs 2,300 Cr refinance at 12.5% completed Dec 2025 (from ~17.5%)</w:t>
+      </w:r>
+    </w:p>
+    <w:p>
+      <w:pPr>
+        <w:pStyle w:val="ListParagraph"/>
+        <w:numPr>
+          <w:ilvl w:val="0"/>
+          <w:numId w:val="1"/>
+        </w:numPr>
+        <w:spacing w:after="60"/>
+      </w:pPr>
+      <w:r>
+        <w:t xml:space="preserve">Dec-2025 release of 55.10% promoter pledge, followed by fresh Vistra ITCL debenture-trustee pledge on ~55% of equity</w:t>
+      </w:r>
+    </w:p>
+    <w:p>
+      <w:pPr>
+        <w:pStyle w:val="ListParagraph"/>
+        <w:numPr>
+          <w:ilvl w:val="0"/>
+          <w:numId w:val="1"/>
+        </w:numPr>
+        <w:spacing w:after="60"/>
+      </w:pPr>
+      <w:r>
+        <w:t xml:space="preserve">Sep-2026 company clarification distancing JNIL from the Neco Defence Munitions / Estonia arbitration</w:t>
+      </w:r>
+    </w:p>
+    <w:p>
+      <w:pPr>
+        <w:spacing w:after="120"/>
+      </w:pPr>
+      <w:r>
+        <w:rPr>
+          <w:b/>
+          <w:bCs/>
+          <w:sz w:val="20"/>
+          <w:szCs w:val="20"/>
+        </w:rPr>
+        <w:t xml:space="preserve">Key new facts vs. the prior write-up:</w:t>
+      </w:r>
+    </w:p>
+    <w:p>
+      <w:pPr>
+        <w:pStyle w:val="ListParagraph"/>
+        <w:numPr>
+          <w:ilvl w:val="0"/>
+          <w:numId w:val="1"/>
+        </w:numPr>
+        <w:spacing w:after="60"/>
+      </w:pPr>
+      <w:r>
+        <w:t xml:space="preserve">Turnaround is now four consecutive quarters (Q1 FY26 through Q1 FY27), not one — Q1 FY27 PAT Rs 194 Cr, +108% YoY on +28% revenue</w:t>
+      </w:r>
+    </w:p>
+    <w:p>
+      <w:pPr>
+        <w:pStyle w:val="ListParagraph"/>
+        <w:numPr>
+          <w:ilvl w:val="0"/>
+          <w:numId w:val="1"/>
+        </w:numPr>
+        <w:spacing w:after="60"/>
+      </w:pPr>
+      <w:r>
+        <w:t xml:space="preserve">Tata Capital refinance is DONE (Dec 2025); interest cost guided down ~Rs 400 Cr -&gt; ~Rs 288 Cr FY27 — a mechanical, steel-price-independent PAT lift of ~Rs 110 Cr</w:t>
+      </w:r>
+    </w:p>
+    <w:p>
+      <w:pPr>
+        <w:pStyle w:val="ListParagraph"/>
+        <w:numPr>
+          <w:ilvl w:val="0"/>
+          <w:numId w:val="1"/>
+        </w:numPr>
+        <w:spacing w:after="60"/>
+      </w:pPr>
+      <w:r>
+        <w:t xml:space="preserve">TTM PAT ~Rs 560 Cr; market cap ~Rs 8,700 Cr =&gt; P/E ~15x TTM, ~12-13x on a plausible FY27</w:t>
+      </w:r>
+    </w:p>
+    <w:p>
+      <w:pPr>
+        <w:pStyle w:val="ListParagraph"/>
+        <w:numPr>
+          <w:ilvl w:val="0"/>
+          <w:numId w:val="1"/>
+        </w:numPr>
+        <w:spacing w:after="60"/>
+      </w:pPr>
+      <w:r>
+        <w:t xml:space="preserve">'0% promoter pledge' in earlier notes is outdated — ~99% of promoter holding is now pledged to the NCD debenture trustee (structural collateral, repayment-linked release)</w:t>
+      </w:r>
+    </w:p>
+    <w:p>
+      <w:pPr>
+        <w:pStyle w:val="ListParagraph"/>
+        <w:numPr>
+          <w:ilvl w:val="0"/>
+          <w:numId w:val="1"/>
+        </w:numPr>
+        <w:spacing w:after="60"/>
+      </w:pPr>
+      <w:r>
+        <w:t xml:space="preserve">Pellet plant Rs 720 Cr / 24-mo build means the ore-to-pellet integration benefit is a FY28+ story; near-term thesis is deleveraging + volume</w:t>
+      </w:r>
+    </w:p>
+    <w:p>
+      <w:pPr>
+        <w:spacing w:after="120"/>
+      </w:pPr>
+      <w:r>
+        <w:rPr>
+          <w:b/>
+          <w:bCs/>
+          <w:sz w:val="20"/>
+          <w:szCs w:val="20"/>
+        </w:rPr>
+        <w:t xml:space="preserve">Open questions / what to watch:</w:t>
+      </w:r>
+    </w:p>
+    <w:p>
+      <w:pPr>
+        <w:pStyle w:val="ListParagraph"/>
+        <w:numPr>
+          <w:ilvl w:val="0"/>
+          <w:numId w:val="1"/>
+        </w:numPr>
+        <w:spacing w:after="60"/>
+      </w:pPr>
+      <w:r>
+        <w:t xml:space="preserve">Will EBITDA margin hold ~19% through a steel-price down-cycle, or is FY26-27 a mid-cycle high?</w:t>
+      </w:r>
+    </w:p>
+    <w:p>
+      <w:pPr>
+        <w:pStyle w:val="ListParagraph"/>
+        <w:numPr>
+          <w:ilvl w:val="0"/>
+          <w:numId w:val="1"/>
+        </w:numPr>
+        <w:spacing w:after="60"/>
+      </w:pPr>
+      <w:r>
+        <w:t xml:space="preserve">Rolling-mill utilisation: why is pig iron sold externally rather than fed downstream, and when does the rolling mill ramp?</w:t>
+      </w:r>
+    </w:p>
+    <w:p>
+      <w:pPr>
+        <w:pStyle w:val="ListParagraph"/>
+        <w:numPr>
+          <w:ilvl w:val="0"/>
+          <w:numId w:val="1"/>
+        </w:numPr>
+        <w:spacing w:after="60"/>
+      </w:pPr>
+      <w:r>
+        <w:t xml:space="preserve">Pace of the debenture-trustee pledge release as the refinanced debt is repaid</w:t>
+      </w:r>
+    </w:p>
+    <w:p>
+      <w:pPr>
+        <w:pStyle w:val="ListParagraph"/>
+        <w:numPr>
+          <w:ilvl w:val="0"/>
+          <w:numId w:val="1"/>
+        </w:numPr>
+        <w:spacing w:after="60"/>
+      </w:pPr>
+      <w:r>
+        <w:t xml:space="preserve">Any financial or reputational bleed-through from the Neco Defence Munitions / Estonia arbitration to the listed entity or promoter group</w:t>
+      </w:r>
+    </w:p>
+    <w:p>
+      <w:pPr>
+        <w:spacing w:after="120" w:before="120"/>
+      </w:pPr>
+      <w:r>
+        <w:rPr>
+          <w:b/>
+          <w:bCs/>
+          <w:sz w:val="20"/>
+          <w:szCs w:val="20"/>
+        </w:rPr>
+        <w:t xml:space="preserve">Conviction impact: </w:t>
+      </w:r>
+      <w:r>
+        <w:rPr>
+          <w:sz w:val="20"/>
+          <w:szCs w:val="20"/>
+        </w:rPr>
+        <w:t xml:space="preserve">Medium -&gt; Medium. Deep read is confirmatory and somewhat stronger than the initiation: the turnaround is now four quarters deep, the Tata Capital refinance is completed and mechanically lifts FY27 PAT, and valuation (~15x TTM) is undemanding. But still-material leverage in a cyclical business, ~99% promoter pledge to the NCD trustee, unresolved rolling-mill utilisation, and the sister-company arbitration overhang keep it capped at Medium rather than Medium-High.</w:t>
+      </w:r>
+    </w:p>
+    <w:p>
+      <w:pPr>
+        <w:pStyle w:val="Heading1"/>
+        <w:spacing w:after="120" w:before="280"/>
+      </w:pPr>
+      <w:r>
+        <w:t xml:space="preserve">Guidance &amp; Expectation Gap</w:t>
+      </w:r>
+    </w:p>
+    <w:p>
+      <w:pPr>
+        <w:spacing w:after="120"/>
+      </w:pPr>
       <w:r>
         <w:rPr>
           <w:i/>
@@ -353,6 +873,1891 @@
           <w:sz w:val="18"/>
           <w:szCs w:val="18"/>
         </w:rPr>
+        <w:t xml:space="preserve">Management guidance decoded into commitments, graded on the expectation → action → operational → commercial → financial ladder, then compared to what the current price appears to assume. Method: playbook/guidance-and-expectation-gap.md.</w:t>
+      </w:r>
+    </w:p>
+    <w:p>
+      <w:pPr>
+        <w:spacing w:after="120"/>
+      </w:pPr>
+      <w:r>
+        <w:rPr>
+          <w:b/>
+          <w:bCs/>
+          <w:sz w:val="20"/>
+          <w:szCs w:val="20"/>
+        </w:rPr>
+        <w:t xml:space="preserve">Commitment ladder (most-proven first):</w:t>
+      </w:r>
+    </w:p>
+    <w:tbl>
+      <w:tblPr>
+        <w:tblW w:type="dxa" w:w="9000"/>
+        <w:tblBorders>
+          <w:top w:val="single" w:color="auto" w:sz="4"/>
+          <w:left w:val="single" w:color="auto" w:sz="4"/>
+          <w:bottom w:val="single" w:color="auto" w:sz="4"/>
+          <w:right w:val="single" w:color="auto" w:sz="4"/>
+          <w:insideH w:val="single" w:color="auto" w:sz="4"/>
+          <w:insideV w:val="single" w:color="auto" w:sz="4"/>
+        </w:tblBorders>
+      </w:tblPr>
+      <w:tblGrid>
+        <w:gridCol w:w="1100"/>
+        <w:gridCol w:w="2600"/>
+        <w:gridCol w:w="2400"/>
+        <w:gridCol w:w="900"/>
+        <w:gridCol w:w="1200"/>
+        <w:gridCol w:w="800"/>
+      </w:tblGrid>
+      <w:tr>
+        <w:trPr>
+          <w:tblHeader/>
+        </w:trPr>
+        <w:tc>
+          <w:tcPr>
+            <w:tcW w:type="dxa" w:w="1100"/>
+            <w:shd w:fill="F2F2F2" w:val="clear"/>
+          </w:tcPr>
+          <w:p>
+            <w:r>
+              <w:rPr>
+                <w:b/>
+                <w:bCs/>
+                <w:sz w:val="18"/>
+                <w:szCs w:val="18"/>
+              </w:rPr>
+              <w:t xml:space="preserve">Area</w:t>
+            </w:r>
+          </w:p>
+        </w:tc>
+        <w:tc>
+          <w:tcPr>
+            <w:tcW w:type="dxa" w:w="2600"/>
+            <w:shd w:fill="F2F2F2" w:val="clear"/>
+          </w:tcPr>
+          <w:p>
+            <w:r>
+              <w:rPr>
+                <w:b/>
+                <w:bCs/>
+                <w:sz w:val="18"/>
+                <w:szCs w:val="18"/>
+              </w:rPr>
+              <w:t xml:space="preserve">Commitment</w:t>
+            </w:r>
+          </w:p>
+        </w:tc>
+        <w:tc>
+          <w:tcPr>
+            <w:tcW w:type="dxa" w:w="2400"/>
+            <w:shd w:fill="F2F2F2" w:val="clear"/>
+          </w:tcPr>
+          <w:p>
+            <w:r>
+              <w:rPr>
+                <w:b/>
+                <w:bCs/>
+                <w:sz w:val="18"/>
+                <w:szCs w:val="18"/>
+              </w:rPr>
+              <w:t xml:space="preserve">Specifics</w:t>
+            </w:r>
+          </w:p>
+        </w:tc>
+        <w:tc>
+          <w:tcPr>
+            <w:tcW w:type="dxa" w:w="900"/>
+            <w:shd w:fill="F2F2F2" w:val="clear"/>
+          </w:tcPr>
+          <w:p>
+            <w:r>
+              <w:rPr>
+                <w:b/>
+                <w:bCs/>
+                <w:sz w:val="18"/>
+                <w:szCs w:val="18"/>
+              </w:rPr>
+              <w:t xml:space="preserve">By when</w:t>
+            </w:r>
+          </w:p>
+        </w:tc>
+        <w:tc>
+          <w:tcPr>
+            <w:tcW w:type="dxa" w:w="1200"/>
+            <w:shd w:fill="F2F2F2" w:val="clear"/>
+          </w:tcPr>
+          <w:p>
+            <w:r>
+              <w:rPr>
+                <w:b/>
+                <w:bCs/>
+                <w:sz w:val="18"/>
+                <w:szCs w:val="18"/>
+              </w:rPr>
+              <w:t xml:space="preserve">Stage</w:t>
+            </w:r>
+          </w:p>
+        </w:tc>
+        <w:tc>
+          <w:tcPr>
+            <w:tcW w:type="dxa" w:w="800"/>
+            <w:shd w:fill="F2F2F2" w:val="clear"/>
+          </w:tcPr>
+          <w:p>
+            <w:r>
+              <w:rPr>
+                <w:b/>
+                <w:bCs/>
+                <w:sz w:val="18"/>
+                <w:szCs w:val="18"/>
+              </w:rPr>
+              <w:t xml:space="preserve">Thesis-critical</w:t>
+            </w:r>
+          </w:p>
+        </w:tc>
+      </w:tr>
+      <w:tr>
+        <w:tc>
+          <w:tcPr>
+            <w:tcW w:type="dxa" w:w="1100"/>
+          </w:tcPr>
+          <w:p>
+            <w:r>
+              <w:rPr>
+                <w:b w:val="false"/>
+                <w:bCs w:val="false"/>
+                <w:sz w:val="18"/>
+                <w:szCs w:val="18"/>
+              </w:rPr>
+              <w:t xml:space="preserve">balance_sheet</w:t>
+            </w:r>
+          </w:p>
+        </w:tc>
+        <w:tc>
+          <w:tcPr>
+            <w:tcW w:type="dxa" w:w="2600"/>
+          </w:tcPr>
+          <w:p>
+            <w:r>
+              <w:rPr>
+                <w:b w:val="false"/>
+                <w:bCs w:val="false"/>
+                <w:sz w:val="18"/>
+                <w:szCs w:val="18"/>
+              </w:rPr>
+              <w:t xml:space="preserve">Interest cost down on completed Tata Capital refinance</w:t>
+            </w:r>
+          </w:p>
+        </w:tc>
+        <w:tc>
+          <w:tcPr>
+            <w:tcW w:type="dxa" w:w="2400"/>
+          </w:tcPr>
+          <w:p>
+            <w:r>
+              <w:rPr>
+                <w:b w:val="false"/>
+                <w:bCs w:val="false"/>
+                <w:sz w:val="18"/>
+                <w:szCs w:val="18"/>
+              </w:rPr>
+              <w:t xml:space="preserve">~Rs 400 Cr FY26 -&gt; ~Rs 288 Cr FY27; rate 17.5% -&gt; 12.5%; Rs 2,300 Cr sanctioned</w:t>
+            </w:r>
+          </w:p>
+        </w:tc>
+        <w:tc>
+          <w:tcPr>
+            <w:tcW w:type="dxa" w:w="900"/>
+          </w:tcPr>
+          <w:p>
+            <w:r>
+              <w:rPr>
+                <w:b w:val="false"/>
+                <w:bCs w:val="false"/>
+                <w:sz w:val="18"/>
+                <w:szCs w:val="18"/>
+              </w:rPr>
+              <w:t xml:space="preserve">FY27</w:t>
+            </w:r>
+          </w:p>
+        </w:tc>
+        <w:tc>
+          <w:tcPr>
+            <w:tcW w:type="dxa" w:w="1200"/>
+          </w:tcPr>
+          <w:p>
+            <w:r>
+              <w:rPr>
+                <w:b w:val="false"/>
+                <w:bCs w:val="false"/>
+                <w:sz w:val="18"/>
+                <w:szCs w:val="18"/>
+              </w:rPr>
+              <w:t xml:space="preserve">financial</w:t>
+            </w:r>
+          </w:p>
+        </w:tc>
+        <w:tc>
+          <w:tcPr>
+            <w:tcW w:type="dxa" w:w="800"/>
+          </w:tcPr>
+          <w:p>
+            <w:r>
+              <w:rPr>
+                <w:b w:val="false"/>
+                <w:bCs w:val="false"/>
+                <w:sz w:val="18"/>
+                <w:szCs w:val="18"/>
+              </w:rPr>
+              <w:t xml:space="preserve">yes</w:t>
+            </w:r>
+          </w:p>
+        </w:tc>
+      </w:tr>
+      <w:tr>
+        <w:tc>
+          <w:tcPr>
+            <w:tcW w:type="dxa" w:w="1100"/>
+          </w:tcPr>
+          <w:p>
+            <w:r>
+              <w:rPr>
+                <w:b w:val="false"/>
+                <w:bCs w:val="false"/>
+                <w:sz w:val="18"/>
+                <w:szCs w:val="18"/>
+              </w:rPr>
+              <w:t xml:space="preserve">balance_sheet</w:t>
+            </w:r>
+          </w:p>
+        </w:tc>
+        <w:tc>
+          <w:tcPr>
+            <w:tcW w:type="dxa" w:w="2600"/>
+          </w:tcPr>
+          <w:p>
+            <w:r>
+              <w:rPr>
+                <w:b w:val="false"/>
+                <w:bCs w:val="false"/>
+                <w:sz w:val="18"/>
+                <w:szCs w:val="18"/>
+              </w:rPr>
+              <w:t xml:space="preserve">Continued secured-debt reduction</w:t>
+            </w:r>
+          </w:p>
+        </w:tc>
+        <w:tc>
+          <w:tcPr>
+            <w:tcW w:type="dxa" w:w="2400"/>
+          </w:tcPr>
+          <w:p>
+            <w:r>
+              <w:rPr>
+                <w:b w:val="false"/>
+                <w:bCs w:val="false"/>
+                <w:sz w:val="18"/>
+                <w:szCs w:val="18"/>
+              </w:rPr>
+              <w:t xml:space="preserve">FY26 secured debt Rs 2,118 Cr, down 22% YoY; repayments Rs 383 Cr FY27</w:t>
+            </w:r>
+          </w:p>
+        </w:tc>
+        <w:tc>
+          <w:tcPr>
+            <w:tcW w:type="dxa" w:w="900"/>
+          </w:tcPr>
+          <w:p>
+            <w:r>
+              <w:rPr>
+                <w:b w:val="false"/>
+                <w:bCs w:val="false"/>
+                <w:sz w:val="18"/>
+                <w:szCs w:val="18"/>
+              </w:rPr>
+              <w:t xml:space="preserve">FY27</w:t>
+            </w:r>
+          </w:p>
+        </w:tc>
+        <w:tc>
+          <w:tcPr>
+            <w:tcW w:type="dxa" w:w="1200"/>
+          </w:tcPr>
+          <w:p>
+            <w:r>
+              <w:rPr>
+                <w:b w:val="false"/>
+                <w:bCs w:val="false"/>
+                <w:sz w:val="18"/>
+                <w:szCs w:val="18"/>
+              </w:rPr>
+              <w:t xml:space="preserve">operational</w:t>
+            </w:r>
+          </w:p>
+        </w:tc>
+        <w:tc>
+          <w:tcPr>
+            <w:tcW w:type="dxa" w:w="800"/>
+          </w:tcPr>
+          <w:p>
+            <w:r>
+              <w:rPr>
+                <w:b w:val="false"/>
+                <w:bCs w:val="false"/>
+                <w:sz w:val="18"/>
+                <w:szCs w:val="18"/>
+              </w:rPr>
+              <w:t xml:space="preserve">yes</w:t>
+            </w:r>
+          </w:p>
+        </w:tc>
+      </w:tr>
+      <w:tr>
+        <w:tc>
+          <w:tcPr>
+            <w:tcW w:type="dxa" w:w="1100"/>
+          </w:tcPr>
+          <w:p>
+            <w:r>
+              <w:rPr>
+                <w:b w:val="false"/>
+                <w:bCs w:val="false"/>
+                <w:sz w:val="18"/>
+                <w:szCs w:val="18"/>
+              </w:rPr>
+              <w:t xml:space="preserve">capacity</w:t>
+            </w:r>
+          </w:p>
+        </w:tc>
+        <w:tc>
+          <w:tcPr>
+            <w:tcW w:type="dxa" w:w="2600"/>
+          </w:tcPr>
+          <w:p>
+            <w:r>
+              <w:rPr>
+                <w:b w:val="false"/>
+                <w:bCs w:val="false"/>
+                <w:sz w:val="18"/>
+                <w:szCs w:val="18"/>
+              </w:rPr>
+              <w:t xml:space="preserve">Iron-ore mine expansion toward 6 MnTPA EC</w:t>
+            </w:r>
+          </w:p>
+        </w:tc>
+        <w:tc>
+          <w:tcPr>
+            <w:tcW w:type="dxa" w:w="2400"/>
+          </w:tcPr>
+          <w:p>
+            <w:r>
+              <w:rPr>
+                <w:b w:val="false"/>
+                <w:bCs w:val="false"/>
+                <w:sz w:val="18"/>
+                <w:szCs w:val="18"/>
+              </w:rPr>
+              <w:t xml:space="preserve">~3 MnTPA operating vs 4 MnTPA approved; 6 MnTPA environmental clearance secured</w:t>
+            </w:r>
+          </w:p>
+        </w:tc>
+        <w:tc>
+          <w:tcPr>
+            <w:tcW w:type="dxa" w:w="900"/>
+          </w:tcPr>
+          <w:p>
+            <w:r>
+              <w:rPr>
+                <w:b w:val="false"/>
+                <w:bCs w:val="false"/>
+                <w:sz w:val="18"/>
+                <w:szCs w:val="18"/>
+              </w:rPr>
+              <w:t xml:space="preserve">beyond</w:t>
+            </w:r>
+          </w:p>
+        </w:tc>
+        <w:tc>
+          <w:tcPr>
+            <w:tcW w:type="dxa" w:w="1200"/>
+          </w:tcPr>
+          <w:p>
+            <w:r>
+              <w:rPr>
+                <w:b w:val="false"/>
+                <w:bCs w:val="false"/>
+                <w:sz w:val="18"/>
+                <w:szCs w:val="18"/>
+              </w:rPr>
+              <w:t xml:space="preserve">operational</w:t>
+            </w:r>
+          </w:p>
+        </w:tc>
+        <w:tc>
+          <w:tcPr>
+            <w:tcW w:type="dxa" w:w="800"/>
+          </w:tcPr>
+          <w:p>
+            <w:r>
+              <w:rPr>
+                <w:b w:val="false"/>
+                <w:bCs w:val="false"/>
+                <w:sz w:val="18"/>
+                <w:szCs w:val="18"/>
+              </w:rPr>
+              <w:t xml:space="preserve"/>
+            </w:r>
+          </w:p>
+        </w:tc>
+      </w:tr>
+      <w:tr>
+        <w:tc>
+          <w:tcPr>
+            <w:tcW w:type="dxa" w:w="1100"/>
+          </w:tcPr>
+          <w:p>
+            <w:r>
+              <w:rPr>
+                <w:b w:val="false"/>
+                <w:bCs w:val="false"/>
+                <w:sz w:val="18"/>
+                <w:szCs w:val="18"/>
+              </w:rPr>
+              <w:t xml:space="preserve">capacity</w:t>
+            </w:r>
+          </w:p>
+        </w:tc>
+        <w:tc>
+          <w:tcPr>
+            <w:tcW w:type="dxa" w:w="2600"/>
+          </w:tcPr>
+          <w:p>
+            <w:r>
+              <w:rPr>
+                <w:b w:val="false"/>
+                <w:bCs w:val="false"/>
+                <w:sz w:val="18"/>
+                <w:szCs w:val="18"/>
+              </w:rPr>
+              <w:t xml:space="preserve">1.5 MnTPA straight-grate pellet plant at Siltara</w:t>
+            </w:r>
+          </w:p>
+        </w:tc>
+        <w:tc>
+          <w:tcPr>
+            <w:tcW w:type="dxa" w:w="2400"/>
+          </w:tcPr>
+          <w:p>
+            <w:r>
+              <w:rPr>
+                <w:b w:val="false"/>
+                <w:bCs w:val="false"/>
+                <w:sz w:val="18"/>
+                <w:szCs w:val="18"/>
+              </w:rPr>
+              <w:t xml:space="preserve">Rs 720 Cr, 24-month build; Rs 200 Cr promoter warrant issue at Rs 89.13 part-funds it</w:t>
+            </w:r>
+          </w:p>
+        </w:tc>
+        <w:tc>
+          <w:tcPr>
+            <w:tcW w:type="dxa" w:w="900"/>
+          </w:tcPr>
+          <w:p>
+            <w:r>
+              <w:rPr>
+                <w:b w:val="false"/>
+                <w:bCs w:val="false"/>
+                <w:sz w:val="18"/>
+                <w:szCs w:val="18"/>
+              </w:rPr>
+              <w:t xml:space="preserve">FY28</w:t>
+            </w:r>
+          </w:p>
+        </w:tc>
+        <w:tc>
+          <w:tcPr>
+            <w:tcW w:type="dxa" w:w="1200"/>
+          </w:tcPr>
+          <w:p>
+            <w:r>
+              <w:rPr>
+                <w:b w:val="false"/>
+                <w:bCs w:val="false"/>
+                <w:sz w:val="18"/>
+                <w:szCs w:val="18"/>
+              </w:rPr>
+              <w:t xml:space="preserve">action</w:t>
+            </w:r>
+          </w:p>
+        </w:tc>
+        <w:tc>
+          <w:tcPr>
+            <w:tcW w:type="dxa" w:w="800"/>
+          </w:tcPr>
+          <w:p>
+            <w:r>
+              <w:rPr>
+                <w:b w:val="false"/>
+                <w:bCs w:val="false"/>
+                <w:sz w:val="18"/>
+                <w:szCs w:val="18"/>
+              </w:rPr>
+              <w:t xml:space="preserve"/>
+            </w:r>
+          </w:p>
+        </w:tc>
+      </w:tr>
+    </w:tbl>
+    <w:p>
+      <w:pPr>
+        <w:spacing w:after="60" w:before="120"/>
+      </w:pPr>
+      <w:r>
+        <w:rPr>
+          <w:b/>
+          <w:bCs/>
+          <w:sz w:val="20"/>
+          <w:szCs w:val="20"/>
+        </w:rPr>
+        <w:t xml:space="preserve">Earnings chain: </w:t>
+      </w:r>
+      <w:r>
+        <w:rPr>
+          <w:b w:val="false"/>
+          <w:bCs w:val="false"/>
+          <w:sz w:val="20"/>
+          <w:szCs w:val="20"/>
+        </w:rPr>
+        <w:t xml:space="preserve">captive iron ore (self-sufficient)</w:t>
+      </w:r>
+      <w:r>
+        <w:rPr>
+          <w:color w:val="666666"/>
+          <w:sz w:val="20"/>
+          <w:szCs w:val="20"/>
+        </w:rPr>
+        <w:t xml:space="preserve"> → </w:t>
+      </w:r>
+      <w:r>
+        <w:rPr>
+          <w:b w:val="false"/>
+          <w:bCs w:val="false"/>
+          <w:sz w:val="20"/>
+          <w:szCs w:val="20"/>
+        </w:rPr>
+        <w:t xml:space="preserve">record blast-furnace / steel volume</w:t>
+      </w:r>
+      <w:r>
+        <w:rPr>
+          <w:color w:val="666666"/>
+          <w:sz w:val="20"/>
+          <w:szCs w:val="20"/>
+        </w:rPr>
+        <w:t xml:space="preserve"> → </w:t>
+      </w:r>
+      <w:r>
+        <w:rPr>
+          <w:b w:val="false"/>
+          <w:bCs w:val="false"/>
+          <w:sz w:val="20"/>
+          <w:szCs w:val="20"/>
+        </w:rPr>
+        <w:t xml:space="preserve">EBITDA ~19% margin</w:t>
+      </w:r>
+      <w:r>
+        <w:rPr>
+          <w:color w:val="666666"/>
+          <w:sz w:val="20"/>
+          <w:szCs w:val="20"/>
+        </w:rPr>
+        <w:t xml:space="preserve"> → </w:t>
+      </w:r>
+      <w:r>
+        <w:rPr>
+          <w:b w:val="false"/>
+          <w:bCs w:val="false"/>
+          <w:sz w:val="20"/>
+          <w:szCs w:val="20"/>
+        </w:rPr>
+        <w:t xml:space="preserve">completed refinance -&gt; lower interest (~Rs 400 Cr -&gt; ~Rs 288 Cr)</w:t>
+      </w:r>
+      <w:r>
+        <w:rPr>
+          <w:color w:val="666666"/>
+          <w:sz w:val="20"/>
+          <w:szCs w:val="20"/>
+        </w:rPr>
+        <w:t xml:space="preserve"> → </w:t>
+      </w:r>
+      <w:r>
+        <w:rPr>
+          <w:b w:val="false"/>
+          <w:bCs w:val="false"/>
+          <w:sz w:val="20"/>
+          <w:szCs w:val="20"/>
+        </w:rPr>
+        <w:t xml:space="preserve">secured-debt paydown</w:t>
+      </w:r>
+      <w:r>
+        <w:rPr>
+          <w:color w:val="666666"/>
+          <w:sz w:val="20"/>
+          <w:szCs w:val="20"/>
+        </w:rPr>
+        <w:t xml:space="preserve"> → </w:t>
+      </w:r>
+      <w:r>
+        <w:rPr>
+          <w:b w:val="false"/>
+          <w:bCs w:val="false"/>
+          <w:sz w:val="20"/>
+          <w:szCs w:val="20"/>
+        </w:rPr>
+        <w:t xml:space="preserve">PAT growth + de-risking</w:t>
+      </w:r>
+    </w:p>
+    <w:p>
+      <w:pPr>
+        <w:spacing w:after="120"/>
+      </w:pPr>
+      <w:r>
+        <w:rPr>
+          <w:color w:val="666666"/>
+          <w:sz w:val="18"/>
+          <w:szCs w:val="18"/>
+        </w:rPr>
+        <w:t xml:space="preserve">Bottleneck link: sustaining EBITDA margin through the steel cycle.</w:t>
+      </w:r>
+    </w:p>
+    <w:p>
+      <w:pPr>
+        <w:spacing w:after="120"/>
+      </w:pPr>
+      <w:r>
+        <w:rPr>
+          <w:color w:val="666666"/>
+          <w:sz w:val="18"/>
+          <w:szCs w:val="18"/>
+        </w:rPr>
+        <w:t xml:space="preserve">Operating leverage: yes — captive ore + fixed-cost absorption on higher volume; interest line falling independently</w:t>
+      </w:r>
+    </w:p>
+    <w:p>
+      <w:pPr>
+        <w:spacing w:after="120"/>
+      </w:pPr>
+      <w:r>
+        <w:rPr>
+          <w:color w:val="666666"/>
+          <w:sz w:val="18"/>
+          <w:szCs w:val="18"/>
+        </w:rPr>
+        <w:t xml:space="preserve">Evidenced: captive iron ore (self-sufficient); record blast-furnace / steel volume; EBITDA ~19% margin; completed refinance -&gt; lower interest (~Rs 400 Cr -&gt; ~Rs 288 Cr). Still assumed: secured-debt paydown; PAT growth + de-risking.</w:t>
+      </w:r>
+    </w:p>
+    <w:p>
+      <w:pPr>
+        <w:spacing w:after="120"/>
+      </w:pPr>
+      <w:r>
+        <w:rPr>
+          <w:b/>
+          <w:bCs/>
+          <w:sz w:val="20"/>
+          <w:szCs w:val="20"/>
+        </w:rPr>
+        <w:t xml:space="preserve">Market expectation vs. our path:</w:t>
+      </w:r>
+    </w:p>
+    <w:tbl>
+      <w:tblPr>
+        <w:tblW w:type="dxa" w:w="9000"/>
+        <w:tblBorders>
+          <w:top w:val="single" w:color="auto" w:sz="4"/>
+          <w:left w:val="single" w:color="auto" w:sz="4"/>
+          <w:bottom w:val="single" w:color="auto" w:sz="4"/>
+          <w:right w:val="single" w:color="auto" w:sz="4"/>
+          <w:insideH w:val="single" w:color="auto" w:sz="4"/>
+          <w:insideV w:val="single" w:color="auto" w:sz="4"/>
+        </w:tblBorders>
+      </w:tblPr>
+      <w:tblGrid>
+        <w:gridCol w:w="3200"/>
+        <w:gridCol w:w="5800"/>
+      </w:tblGrid>
+      <w:tr>
+        <w:tc>
+          <w:tcPr>
+            <w:tcW w:type="dxa" w:w="3200"/>
+            <w:shd w:fill="F2F2F2" w:val="clear"/>
+          </w:tcPr>
+          <w:p>
+            <w:r>
+              <w:rPr>
+                <w:b/>
+                <w:bCs/>
+              </w:rPr>
+              <w:t xml:space="preserve">As of</w:t>
+            </w:r>
+          </w:p>
+        </w:tc>
+        <w:tc>
+          <w:tcPr>
+            <w:tcW w:type="dxa" w:w="5800"/>
+          </w:tcPr>
+          <w:p>
+            <w:r>
+              <w:t xml:space="preserve">2026-09-08</w:t>
+            </w:r>
+          </w:p>
+        </w:tc>
+      </w:tr>
+      <w:tr>
+        <w:tc>
+          <w:tcPr>
+            <w:tcW w:type="dxa" w:w="3200"/>
+            <w:shd w:fill="F2F2F2" w:val="clear"/>
+          </w:tcPr>
+          <w:p>
+            <w:r>
+              <w:rPr>
+                <w:b/>
+                <w:bCs/>
+              </w:rPr>
+              <w:t xml:space="preserve">Price / multiple</w:t>
+            </w:r>
+          </w:p>
+        </w:tc>
+        <w:tc>
+          <w:tcPr>
+            <w:tcW w:type="dxa" w:w="5800"/>
+          </w:tcPr>
+          <w:p>
+            <w:r>
+              <w:t xml:space="preserve">Rs 90 · 15x P/E · 9x EV/EBITDA</w:t>
+            </w:r>
+          </w:p>
+        </w:tc>
+      </w:tr>
+      <w:tr>
+        <w:tc>
+          <w:tcPr>
+            <w:tcW w:type="dxa" w:w="3200"/>
+            <w:shd w:fill="F2F2F2" w:val="clear"/>
+          </w:tcPr>
+          <w:p>
+            <w:r>
+              <w:rPr>
+                <w:b/>
+                <w:bCs/>
+              </w:rPr>
+              <w:t xml:space="preserve">Right valuation lens</w:t>
+            </w:r>
+          </w:p>
+        </w:tc>
+        <w:tc>
+          <w:tcPr>
+            <w:tcW w:type="dxa" w:w="5800"/>
+          </w:tcPr>
+          <w:p>
+            <w:r>
+              <w:t xml:space="preserve">P/E</w:t>
+            </w:r>
+          </w:p>
+        </w:tc>
+      </w:tr>
+      <w:tr>
+        <w:tc>
+          <w:tcPr>
+            <w:tcW w:type="dxa" w:w="3200"/>
+            <w:shd w:fill="F2F2F2" w:val="clear"/>
+          </w:tcPr>
+          <w:p>
+            <w:r>
+              <w:rPr>
+                <w:b/>
+                <w:bCs/>
+              </w:rPr>
+              <w:t xml:space="preserve">Price implies</w:t>
+            </w:r>
+          </w:p>
+        </w:tc>
+        <w:tc>
+          <w:tcPr>
+            <w:tcW w:type="dxa" w:w="5800"/>
+          </w:tcPr>
+          <w:p>
+            <w:r>
+              <w:t xml:space="preserve">~12x TTM P/E on ~Rs 560 Cr TTM PAT; at a cyclical ~10-12x exit the price implies only mid-single-digit EPS CAGR FY26-28 — the market is pricing a fading turnaround, not a compounding one</w:t>
+            </w:r>
+          </w:p>
+        </w:tc>
+      </w:tr>
+      <w:tr>
+        <w:tc>
+          <w:tcPr>
+            <w:tcW w:type="dxa" w:w="3200"/>
+            <w:shd w:fill="F2F2F2" w:val="clear"/>
+          </w:tcPr>
+          <w:p>
+            <w:r>
+              <w:rPr>
+                <w:b/>
+                <w:bCs/>
+              </w:rPr>
+              <w:t xml:space="preserve">Our FY27</w:t>
+            </w:r>
+          </w:p>
+        </w:tc>
+        <w:tc>
+          <w:tcPr>
+            <w:tcW w:type="dxa" w:w="5800"/>
+          </w:tcPr>
+          <w:p>
+            <w:r>
+              <w:t xml:space="preserve">revenue ~Rs 8,000-8,500 Cr, EBITDA margin ~18-19%, interest ~Rs 288 Cr -&gt; PAT ~Rs 650-750 Cr</w:t>
+            </w:r>
+          </w:p>
+        </w:tc>
+      </w:tr>
+      <w:tr>
+        <w:tc>
+          <w:tcPr>
+            <w:tcW w:type="dxa" w:w="3200"/>
+            <w:shd w:fill="F2F2F2" w:val="clear"/>
+          </w:tcPr>
+          <w:p>
+            <w:r>
+              <w:rPr>
+                <w:b/>
+                <w:bCs/>
+              </w:rPr>
+              <w:t xml:space="preserve">Our FY28</w:t>
+            </w:r>
+          </w:p>
+        </w:tc>
+        <w:tc>
+          <w:tcPr>
+            <w:tcW w:type="dxa" w:w="5800"/>
+          </w:tcPr>
+          <w:p>
+            <w:r>
+              <w:t xml:space="preserve">further interest reduction + pellet-plant integration benefit starting; PAT ~Rs 750-900 Cr if steel prices hold</w:t>
+            </w:r>
+          </w:p>
+        </w:tc>
+      </w:tr>
+      <w:tr>
+        <w:tc>
+          <w:tcPr>
+            <w:tcW w:type="dxa" w:w="3200"/>
+            <w:shd w:fill="F2F2F2" w:val="clear"/>
+          </w:tcPr>
+          <w:p>
+            <w:r>
+              <w:rPr>
+                <w:b/>
+                <w:bCs/>
+              </w:rPr>
+              <w:t xml:space="preserve">Gap direction</w:t>
+            </w:r>
+          </w:p>
+        </w:tc>
+        <w:tc>
+          <w:tcPr>
+            <w:tcW w:type="dxa" w:w="5800"/>
+          </w:tcPr>
+          <w:p>
+            <w:r>
+              <w:t xml:space="preserve">underestimated</w:t>
+            </w:r>
+          </w:p>
+        </w:tc>
+      </w:tr>
+      <w:tr>
+        <w:tc>
+          <w:tcPr>
+            <w:tcW w:type="dxa" w:w="3200"/>
+            <w:shd w:fill="F2F2F2" w:val="clear"/>
+          </w:tcPr>
+          <w:p>
+            <w:r>
+              <w:rPr>
+                <w:b/>
+                <w:bCs/>
+              </w:rPr>
+              <w:t xml:space="preserve">Gap type</w:t>
+            </w:r>
+          </w:p>
+        </w:tc>
+        <w:tc>
+          <w:tcPr>
+            <w:tcW w:type="dxa" w:w="5800"/>
+          </w:tcPr>
+          <w:p>
+            <w:r>
+              <w:t xml:space="preserve">margin</w:t>
+            </w:r>
+          </w:p>
+        </w:tc>
+      </w:tr>
+      <w:tr>
+        <w:tc>
+          <w:tcPr>
+            <w:tcW w:type="dxa" w:w="3200"/>
+            <w:shd w:fill="F2F2F2" w:val="clear"/>
+          </w:tcPr>
+          <w:p>
+            <w:r>
+              <w:rPr>
+                <w:b/>
+                <w:bCs/>
+              </w:rPr>
+              <w:t xml:space="preserve">Gap magnitude</w:t>
+            </w:r>
+          </w:p>
+        </w:tc>
+        <w:tc>
+          <w:tcPr>
+            <w:tcW w:type="dxa" w:w="5800"/>
+          </w:tcPr>
+          <w:p>
+            <w:r>
+              <w:t xml:space="preserve">25% (our FY28 PAT vs implied)</w:t>
+            </w:r>
+          </w:p>
+        </w:tc>
+      </w:tr>
+      <w:tr>
+        <w:tc>
+          <w:tcPr>
+            <w:tcW w:type="dxa" w:w="3200"/>
+            <w:shd w:fill="F2F2F2" w:val="clear"/>
+          </w:tcPr>
+          <w:p>
+            <w:r>
+              <w:rPr>
+                <w:b/>
+                <w:bCs/>
+              </w:rPr>
+              <w:t xml:space="preserve">Gap basis</w:t>
+            </w:r>
+          </w:p>
+        </w:tc>
+        <w:tc>
+          <w:tcPr>
+            <w:tcW w:type="dxa" w:w="5800"/>
+          </w:tcPr>
+          <w:p>
+            <w:r>
+              <w:t xml:space="preserve">the mechanical interest saving (~Rs 110 Cr) and continued debt paydown are not in a ~10-12x cyclical multiple; market is treating FY26-27 as a mid-cycle peak</w:t>
+            </w:r>
+          </w:p>
+        </w:tc>
+      </w:tr>
+      <w:tr>
+        <w:tc>
+          <w:tcPr>
+            <w:tcW w:type="dxa" w:w="3200"/>
+            <w:shd w:fill="F2F2F2" w:val="clear"/>
+          </w:tcPr>
+          <w:p>
+            <w:r>
+              <w:rPr>
+                <w:b/>
+                <w:bCs/>
+              </w:rPr>
+              <w:t xml:space="preserve">Evidence quality</w:t>
+            </w:r>
+          </w:p>
+        </w:tc>
+        <w:tc>
+          <w:tcPr>
+            <w:tcW w:type="dxa" w:w="5800"/>
+          </w:tcPr>
+          <w:p>
+            <w:r>
+              <w:t xml:space="preserve">strong</w:t>
+            </w:r>
+          </w:p>
+        </w:tc>
+      </w:tr>
+    </w:tbl>
+    <w:p>
+      <w:pPr>
+        <w:spacing w:after="120"/>
+      </w:pPr>
+      <w:r>
+        <w:rPr>
+          <w:i/>
+          <w:iCs/>
+          <w:color w:val="666666"/>
+          <w:sz w:val="16"/>
+          <w:szCs w:val="16"/>
+        </w:rPr>
+        <w:t xml:space="preserve">no broker consensus; implied path is a reverse-P/E estimate + screener.in forward figures + VP thread view</w:t>
+      </w:r>
+    </w:p>
+    <w:p>
+      <w:pPr>
+        <w:spacing w:after="120" w:before="120"/>
+      </w:pPr>
+      <w:r>
+        <w:rPr>
+          <w:b/>
+          <w:bCs/>
+          <w:sz w:val="20"/>
+          <w:szCs w:val="20"/>
+        </w:rPr>
+        <w:t xml:space="preserve">Catalyst: </w:t>
+      </w:r>
+      <w:r>
+        <w:rPr>
+          <w:sz w:val="20"/>
+          <w:szCs w:val="20"/>
+        </w:rPr>
+        <w:t xml:space="preserve">A FY27 quarter or two showing the lower interest run-rate flowing through to PAT + a further step-down in secured debt / pledge release</w:t>
+      </w:r>
+      <w:r>
+        <w:rPr>
+          <w:color w:val="666666"/>
+          <w:sz w:val="18"/>
+          <w:szCs w:val="18"/>
+        </w:rPr>
+        <w:t xml:space="preserve"> (window ~9M from 2026-09-08; undated; evidence med; pending)</w:t>
+      </w:r>
+    </w:p>
+    <w:p>
+      <w:pPr>
+        <w:pStyle w:val="Heading1"/>
+        <w:spacing w:after="120" w:before="280"/>
+      </w:pPr>
+      <w:r>
+        <w:t xml:space="preserve">Ishmohit-Lens Checks (value chain · earnings quality · growth trajectory · management · quality metrics · track record · global-signal check)</w:t>
+      </w:r>
+    </w:p>
+    <w:p>
+      <w:pPr>
+        <w:spacing w:after="120"/>
+      </w:pPr>
+      <w:r>
+        <w:rPr>
+          <w:i/>
+          <w:iCs/>
+          <w:color w:val="666666"/>
+          <w:sz w:val="18"/>
+          <w:szCs w:val="18"/>
+        </w:rPr>
+        <w:t xml:space="preserve">Extra checks drawn from @ishmohit1 / SOIC methodology (playbook/ishmohit-soic-style.md): where the company sits in its value chain and what the supply side is doing, whether a margin/PAT inflection is structural or a cyclical peak, the rate-of-change of growth vs. what the multiple demands, and management quality as a positive attribute.</w:t>
+      </w:r>
+    </w:p>
+    <w:p>
+      <w:pPr>
+        <w:spacing w:after="120"/>
+      </w:pPr>
+      <w:r>
+        <w:rPr>
+          <w:b/>
+          <w:bCs/>
+          <w:sz w:val="20"/>
+          <w:szCs w:val="20"/>
+        </w:rPr>
+        <w:t xml:space="preserve">Value chain &amp; supply side:</w:t>
+      </w:r>
+    </w:p>
+    <w:tbl>
+      <w:tblPr>
+        <w:tblW w:type="dxa" w:w="9000"/>
+        <w:tblBorders>
+          <w:top w:val="single" w:color="auto" w:sz="4"/>
+          <w:left w:val="single" w:color="auto" w:sz="4"/>
+          <w:bottom w:val="single" w:color="auto" w:sz="4"/>
+          <w:right w:val="single" w:color="auto" w:sz="4"/>
+          <w:insideH w:val="single" w:color="auto" w:sz="4"/>
+          <w:insideV w:val="single" w:color="auto" w:sz="4"/>
+        </w:tblBorders>
+      </w:tblPr>
+      <w:tblGrid>
+        <w:gridCol w:w="3200"/>
+        <w:gridCol w:w="5800"/>
+      </w:tblGrid>
+      <w:tr>
+        <w:tc>
+          <w:tcPr>
+            <w:tcW w:type="dxa" w:w="3200"/>
+            <w:shd w:fill="F2F2F2" w:val="clear"/>
+          </w:tcPr>
+          <w:p>
+            <w:r>
+              <w:rPr>
+                <w:b/>
+                <w:bCs/>
+              </w:rPr>
+              <w:t xml:space="preserve">Theme</w:t>
+            </w:r>
+          </w:p>
+        </w:tc>
+        <w:tc>
+          <w:tcPr>
+            <w:tcW w:type="dxa" w:w="5800"/>
+          </w:tcPr>
+          <w:p>
+            <w:r>
+              <w:t xml:space="preserve">integrated long/alloy steel + castings, captive-ore backward integration</w:t>
+            </w:r>
+          </w:p>
+        </w:tc>
+      </w:tr>
+      <w:tr>
+        <w:tc>
+          <w:tcPr>
+            <w:tcW w:type="dxa" w:w="3200"/>
+            <w:shd w:fill="F2F2F2" w:val="clear"/>
+          </w:tcPr>
+          <w:p>
+            <w:r>
+              <w:rPr>
+                <w:b/>
+                <w:bCs/>
+              </w:rPr>
+              <w:t xml:space="preserve">This company's position</w:t>
+            </w:r>
+          </w:p>
+        </w:tc>
+        <w:tc>
+          <w:tcPr>
+            <w:tcW w:type="dxa" w:w="5800"/>
+          </w:tcPr>
+          <w:p>
+            <w:r>
+              <w:t xml:space="preserve">integrated producer: captive iron ore + pellets -&gt; pig iron -&gt; billets -&gt; rolled/alloy products + iron &amp; steel castings</w:t>
+            </w:r>
+          </w:p>
+        </w:tc>
+      </w:tr>
+      <w:tr>
+        <w:tc>
+          <w:tcPr>
+            <w:tcW w:type="dxa" w:w="3200"/>
+            <w:shd w:fill="F2F2F2" w:val="clear"/>
+          </w:tcPr>
+          <w:p>
+            <w:r>
+              <w:rPr>
+                <w:b/>
+                <w:bCs/>
+              </w:rPr>
+              <w:t xml:space="preserve">Bottleneck node (pricing power)</w:t>
+            </w:r>
+          </w:p>
+        </w:tc>
+        <w:tc>
+          <w:tcPr>
+            <w:tcW w:type="dxa" w:w="5800"/>
+          </w:tcPr>
+          <w:p>
+            <w:r>
+              <w:t xml:space="preserve">downstream rolling-mill utilisation (pig iron currently sold externally)</w:t>
+            </w:r>
+          </w:p>
+        </w:tc>
+      </w:tr>
+      <w:tr>
+        <w:tc>
+          <w:tcPr>
+            <w:tcW w:type="dxa" w:w="3200"/>
+            <w:shd w:fill="F2F2F2" w:val="clear"/>
+          </w:tcPr>
+          <w:p>
+            <w:r>
+              <w:rPr>
+                <w:b/>
+                <w:bCs/>
+              </w:rPr>
+              <w:t xml:space="preserve">Supply-side status</w:t>
+            </w:r>
+          </w:p>
+        </w:tc>
+        <w:tc>
+          <w:tcPr>
+            <w:tcW w:type="dxa" w:w="5800"/>
+          </w:tcPr>
+          <w:p>
+            <w:r>
+              <w:t xml:space="preserve">balanced</w:t>
+            </w:r>
+          </w:p>
+        </w:tc>
+      </w:tr>
+      <w:tr>
+        <w:tc>
+          <w:tcPr>
+            <w:tcW w:type="dxa" w:w="3200"/>
+            <w:shd w:fill="F2F2F2" w:val="clear"/>
+          </w:tcPr>
+          <w:p>
+            <w:r>
+              <w:rPr>
+                <w:b/>
+                <w:bCs/>
+              </w:rPr>
+              <w:t xml:space="preserve">Adjacent-node peers</w:t>
+            </w:r>
+          </w:p>
+        </w:tc>
+        <w:tc>
+          <w:tcPr>
+            <w:tcW w:type="dxa" w:w="5800"/>
+          </w:tcPr>
+          <w:p>
+            <w:r>
+              <w:t xml:space="preserve">Sarda Energy &amp; Minerals, Godawari Power &amp; Ispat, Kirloskar Ferrous, Shyam Metalics</w:t>
+            </w:r>
+          </w:p>
+        </w:tc>
+      </w:tr>
+    </w:tbl>
+    <w:p>
+      <w:pPr>
+        <w:spacing w:after="120"/>
+      </w:pPr>
+      <w:r>
+        <w:rPr>
+          <w:color w:val="666666"/>
+          <w:sz w:val="18"/>
+          <w:szCs w:val="18"/>
+        </w:rPr>
+        <w:t xml:space="preserve">Captive ore is a genuine cost edge in a cyclical, price-taking commodity chain. No structural demand tailwind beyond general Indian steel-capacity growth; the JNIL story is company-specific deleveraging, not a value-chain squeeze.</w:t>
+      </w:r>
+    </w:p>
+    <w:p>
+      <w:pPr>
+        <w:spacing w:after="60" w:before="120"/>
+      </w:pPr>
+      <w:r>
+        <w:rPr>
+          <w:b/>
+          <w:bCs/>
+          <w:sz w:val="20"/>
+          <w:szCs w:val="20"/>
+        </w:rPr>
+        <w:t xml:space="preserve">Earnings quality: </w:t>
+      </w:r>
+      <w:r>
+        <w:rPr>
+          <w:sz w:val="20"/>
+          <w:szCs w:val="20"/>
+        </w:rPr>
+        <w:t xml:space="preserve">margin driver mixed</w:t>
+      </w:r>
+      <w:r>
+        <w:rPr>
+          <w:b/>
+          <w:bCs/>
+          <w:color w:val="A32020"/>
+          <w:sz w:val="20"/>
+          <w:szCs w:val="20"/>
+        </w:rPr>
+        <w:t xml:space="preserve">  — PEAK-MARGIN RISK: do not capitalise current margins</w:t>
+      </w:r>
+    </w:p>
+    <w:p>
+      <w:pPr>
+        <w:spacing w:after="120"/>
+      </w:pPr>
+      <w:r>
+        <w:rPr>
+          <w:color w:val="666666"/>
+          <w:sz w:val="18"/>
+          <w:szCs w:val="18"/>
+        </w:rPr>
+        <w:t xml:space="preserve">Drivers: captive iron-ore self-sufficiency (structural cost edge); operating leverage on record volume; favourable steel-price / spread environment (cyclical); falling interest cost below EBITDA (structural, refinance-driven).</w:t>
+      </w:r>
+    </w:p>
+    <w:p>
+      <w:pPr>
+        <w:spacing w:after="120"/>
+      </w:pPr>
+      <w:r>
+        <w:rPr>
+          <w:color w:val="666666"/>
+          <w:sz w:val="18"/>
+          <w:szCs w:val="18"/>
+        </w:rPr>
+        <w:t xml:space="preserve">EBITDA margin ~19% in FY26-Q1 FY27 is well above JNIL's restructuring-era through-cycle level; captive ore supports a structurally higher floor than peers, but a meaningful part of the current spread is cyclical steel pricing. A through-cycle EBITDA margin is more plausibly 12-15%. PAT, however, is separately protected by the interest step-down.</w:t>
+      </w:r>
+    </w:p>
+    <w:p>
+      <w:pPr>
+        <w:spacing w:after="60" w:before="120"/>
+      </w:pPr>
+      <w:r>
+        <w:rPr>
+          <w:b/>
+          <w:bCs/>
+          <w:sz w:val="20"/>
+          <w:szCs w:val="20"/>
+        </w:rPr>
+        <w:t xml:space="preserve">Growth trajectory: </w:t>
+      </w:r>
+      <w:r>
+        <w:rPr>
+          <w:b w:val="false"/>
+          <w:bCs w:val="false"/>
+          <w:sz w:val="20"/>
+          <w:szCs w:val="20"/>
+        </w:rPr>
+        <w:t xml:space="preserve">YoY growth rate is accelerating</w:t>
+      </w:r>
+    </w:p>
+    <w:p>
+      <w:pPr>
+        <w:spacing w:after="120"/>
+      </w:pPr>
+      <w:r>
+        <w:rPr>
+          <w:color w:val="666666"/>
+          <w:sz w:val="18"/>
+          <w:szCs w:val="18"/>
+        </w:rPr>
+        <w:t xml:space="preserve">PAT: -Rs 32 Cr (Q1 FY25) -&gt; Rs 93 Cr (Q1 FY26) -&gt; ~Rs 75 Cr (Q3 FY26) -&gt; Rs 191 Cr (Q4 FY26) -&gt; Rs 194 Cr (Q1 FY27). Revenue YoY: ~+15% (Q1 FY26) -&gt; +28% (Q1 FY27). FY26 revenue +19%, PAT +311%.</w:t>
+      </w:r>
+    </w:p>
+    <w:p>
+      <w:pPr>
+        <w:spacing w:after="120"/>
+      </w:pPr>
+      <w:r>
+        <w:rPr>
+          <w:color w:val="666666"/>
+          <w:sz w:val="18"/>
+          <w:szCs w:val="18"/>
+        </w:rPr>
+        <w:t xml:space="preserve">Reverse P/E: At ~15x TTM the multiple needs only mid-single-digit EPS growth to hold; the actual near-term trajectory (interest saving + volume) points materially higher, but is cyclical-steel dependent.</w:t>
+      </w:r>
+    </w:p>
+    <w:p>
+      <w:pPr>
+        <w:spacing w:after="120"/>
+      </w:pPr>
+      <w:r>
+        <w:rPr>
+          <w:b/>
+          <w:bCs/>
+          <w:sz w:val="20"/>
+          <w:szCs w:val="20"/>
+        </w:rPr>
+        <w:t xml:space="preserve">Management quality (TVGP's "P"):</w:t>
+      </w:r>
+    </w:p>
+    <w:tbl>
+      <w:tblPr>
+        <w:tblW w:type="dxa" w:w="9000"/>
+        <w:tblBorders>
+          <w:top w:val="single" w:color="auto" w:sz="4"/>
+          <w:left w:val="single" w:color="auto" w:sz="4"/>
+          <w:bottom w:val="single" w:color="auto" w:sz="4"/>
+          <w:right w:val="single" w:color="auto" w:sz="4"/>
+          <w:insideH w:val="single" w:color="auto" w:sz="4"/>
+          <w:insideV w:val="single" w:color="auto" w:sz="4"/>
+        </w:tblBorders>
+      </w:tblPr>
+      <w:tblGrid>
+        <w:gridCol w:w="3200"/>
+        <w:gridCol w:w="5800"/>
+      </w:tblGrid>
+      <w:tr>
+        <w:tc>
+          <w:tcPr>
+            <w:tcW w:type="dxa" w:w="3200"/>
+            <w:shd w:fill="F2F2F2" w:val="clear"/>
+          </w:tcPr>
+          <w:p>
+            <w:r>
+              <w:rPr>
+                <w:b/>
+                <w:bCs/>
+              </w:rPr>
+              <w:t xml:space="preserve">Assessment</w:t>
+            </w:r>
+          </w:p>
+        </w:tc>
+        <w:tc>
+          <w:tcPr>
+            <w:tcW w:type="dxa" w:w="5800"/>
+          </w:tcPr>
+          <w:p>
+            <w:r>
+              <w:t xml:space="preserve">neutral</w:t>
+            </w:r>
+          </w:p>
+        </w:tc>
+      </w:tr>
+      <w:tr>
+        <w:tc>
+          <w:tcPr>
+            <w:tcW w:type="dxa" w:w="3200"/>
+            <w:shd w:fill="F2F2F2" w:val="clear"/>
+          </w:tcPr>
+          <w:p>
+            <w:r>
+              <w:rPr>
+                <w:b/>
+                <w:bCs/>
+              </w:rPr>
+              <w:t xml:space="preserve">Capital allocation</w:t>
+            </w:r>
+          </w:p>
+        </w:tc>
+        <w:tc>
+          <w:tcPr>
+            <w:tcW w:type="dxa" w:w="5800"/>
+          </w:tcPr>
+          <w:p>
+            <w:r>
+              <w:t xml:space="preserve">Post-restructuring the priority has been debt reduction (secured debt -22% in FY26) and a completed lower-cost refinance; new capex (Rs 720 Cr pellet plant) is contiguous backward integration, not diversification; promoters are injecting Rs 200 Cr of fresh equity via warrants at Rs 89.13. (neutral)</w:t>
+            </w:r>
+          </w:p>
+        </w:tc>
+      </w:tr>
+      <w:tr>
+        <w:tc>
+          <w:tcPr>
+            <w:tcW w:type="dxa" w:w="3200"/>
+            <w:shd w:fill="F2F2F2" w:val="clear"/>
+          </w:tcPr>
+          <w:p>
+            <w:r>
+              <w:rPr>
+                <w:b/>
+                <w:bCs/>
+              </w:rPr>
+              <w:t xml:space="preserve">Related-party trend</w:t>
+            </w:r>
+          </w:p>
+        </w:tc>
+        <w:tc>
+          <w:tcPr>
+            <w:tcW w:type="dxa" w:w="5800"/>
+          </w:tcPr>
+          <w:p>
+            <w:r>
+              <w:t xml:space="preserve">unclear</w:t>
+            </w:r>
+          </w:p>
+        </w:tc>
+      </w:tr>
+      <w:tr>
+        <w:tc>
+          <w:tcPr>
+            <w:tcW w:type="dxa" w:w="3200"/>
+            <w:shd w:fill="F2F2F2" w:val="clear"/>
+          </w:tcPr>
+          <w:p>
+            <w:r>
+              <w:rPr>
+                <w:b/>
+                <w:bCs/>
+              </w:rPr>
+              <w:t xml:space="preserve">Guidance credibility</w:t>
+            </w:r>
+          </w:p>
+        </w:tc>
+        <w:tc>
+          <w:tcPr>
+            <w:tcW w:type="dxa" w:w="5800"/>
+          </w:tcPr>
+          <w:p>
+            <w:r>
+              <w:t xml:space="preserve">mixed</w:t>
+            </w:r>
+          </w:p>
+        </w:tc>
+      </w:tr>
+      <w:tr>
+        <w:tc>
+          <w:tcPr>
+            <w:tcW w:type="dxa" w:w="3200"/>
+            <w:shd w:fill="F2F2F2" w:val="clear"/>
+          </w:tcPr>
+          <w:p>
+            <w:r>
+              <w:rPr>
+                <w:b/>
+                <w:bCs/>
+              </w:rPr>
+              <w:t xml:space="preserve">Shareholder returns</w:t>
+            </w:r>
+          </w:p>
+        </w:tc>
+        <w:tc>
+          <w:tcPr>
+            <w:tcW w:type="dxa" w:w="5800"/>
+          </w:tcPr>
+          <w:p>
+            <w:r>
+              <w:t xml:space="preserve">none</w:t>
+            </w:r>
+          </w:p>
+        </w:tc>
+      </w:tr>
+      <w:tr>
+        <w:tc>
+          <w:tcPr>
+            <w:tcW w:type="dxa" w:w="3200"/>
+            <w:shd w:fill="F2F2F2" w:val="clear"/>
+          </w:tcPr>
+          <w:p>
+            <w:r>
+              <w:rPr>
+                <w:b/>
+                <w:bCs/>
+              </w:rPr>
+              <w:t xml:space="preserve">Capability ladder / VAP</w:t>
+            </w:r>
+          </w:p>
+        </w:tc>
+        <w:tc>
+          <w:tcPr>
+            <w:tcW w:type="dxa" w:w="5800"/>
+          </w:tcPr>
+          <w:p>
+            <w:r>
+              <w:t xml:space="preserve">—</w:t>
+            </w:r>
+          </w:p>
+        </w:tc>
+      </w:tr>
+    </w:tbl>
+    <w:p>
+      <w:pPr>
+        <w:spacing w:after="120"/>
+      </w:pPr>
+      <w:r>
+        <w:rPr>
+          <w:b/>
+          <w:bCs/>
+          <w:sz w:val="20"/>
+          <w:szCs w:val="20"/>
+        </w:rPr>
+        <w:t xml:space="preserve">Quality metrics (ROCE · debt · FCF · margin · capex):</w:t>
+      </w:r>
+    </w:p>
+    <w:tbl>
+      <w:tblPr>
+        <w:tblW w:type="dxa" w:w="9000"/>
+        <w:tblBorders>
+          <w:top w:val="single" w:color="auto" w:sz="4"/>
+          <w:left w:val="single" w:color="auto" w:sz="4"/>
+          <w:bottom w:val="single" w:color="auto" w:sz="4"/>
+          <w:right w:val="single" w:color="auto" w:sz="4"/>
+          <w:insideH w:val="single" w:color="auto" w:sz="4"/>
+          <w:insideV w:val="single" w:color="auto" w:sz="4"/>
+        </w:tblBorders>
+      </w:tblPr>
+      <w:tblGrid>
+        <w:gridCol w:w="3200"/>
+        <w:gridCol w:w="5800"/>
+      </w:tblGrid>
+      <w:tr>
+        <w:tc>
+          <w:tcPr>
+            <w:tcW w:type="dxa" w:w="3200"/>
+            <w:shd w:fill="F2F2F2" w:val="clear"/>
+          </w:tcPr>
+          <w:p>
+            <w:r>
+              <w:rPr>
+                <w:b/>
+                <w:bCs/>
+              </w:rPr>
+              <w:t xml:space="preserve">Assessment</w:t>
+            </w:r>
+          </w:p>
+        </w:tc>
+        <w:tc>
+          <w:tcPr>
+            <w:tcW w:type="dxa" w:w="5800"/>
+          </w:tcPr>
+          <w:p>
+            <w:r>
+              <w:t xml:space="preserve">neutral</w:t>
+            </w:r>
+          </w:p>
+        </w:tc>
+      </w:tr>
+      <w:tr>
+        <w:tc>
+          <w:tcPr>
+            <w:tcW w:type="dxa" w:w="3200"/>
+            <w:shd w:fill="F2F2F2" w:val="clear"/>
+          </w:tcPr>
+          <w:p>
+            <w:r>
+              <w:rPr>
+                <w:b/>
+                <w:bCs/>
+              </w:rPr>
+              <w:t xml:space="preserve">ROCE</w:t>
+            </w:r>
+          </w:p>
+        </w:tc>
+        <w:tc>
+          <w:tcPr>
+            <w:tcW w:type="dxa" w:w="5800"/>
+          </w:tcPr>
+          <w:p>
+            <w:r>
+              <w:t xml:space="preserve">15% (improving)</w:t>
+            </w:r>
+          </w:p>
+        </w:tc>
+      </w:tr>
+      <w:tr>
+        <w:tc>
+          <w:tcPr>
+            <w:tcW w:type="dxa" w:w="3200"/>
+            <w:shd w:fill="F2F2F2" w:val="clear"/>
+          </w:tcPr>
+          <w:p>
+            <w:r>
+              <w:rPr>
+                <w:b/>
+                <w:bCs/>
+              </w:rPr>
+              <w:t xml:space="preserve">Leverage</w:t>
+            </w:r>
+          </w:p>
+        </w:tc>
+        <w:tc>
+          <w:tcPr>
+            <w:tcW w:type="dxa" w:w="5800"/>
+          </w:tcPr>
+          <w:p>
+            <w:r>
+              <w:t xml:space="preserve">Net debt/EBITDA 3x</w:t>
+            </w:r>
+          </w:p>
+        </w:tc>
+      </w:tr>
+      <w:tr>
+        <w:tc>
+          <w:tcPr>
+            <w:tcW w:type="dxa" w:w="3200"/>
+            <w:shd w:fill="F2F2F2" w:val="clear"/>
+          </w:tcPr>
+          <w:p>
+            <w:r>
+              <w:rPr>
+                <w:b/>
+                <w:bCs/>
+              </w:rPr>
+              <w:t xml:space="preserve">FCF conversion</w:t>
+            </w:r>
+          </w:p>
+        </w:tc>
+        <w:tc>
+          <w:tcPr>
+            <w:tcW w:type="dxa" w:w="5800"/>
+          </w:tcPr>
+          <w:p>
+            <w:r>
+              <w:t xml:space="preserve">—</w:t>
+            </w:r>
+          </w:p>
+        </w:tc>
+      </w:tr>
+      <w:tr>
+        <w:tc>
+          <w:tcPr>
+            <w:tcW w:type="dxa" w:w="3200"/>
+            <w:shd w:fill="F2F2F2" w:val="clear"/>
+          </w:tcPr>
+          <w:p>
+            <w:r>
+              <w:rPr>
+                <w:b/>
+                <w:bCs/>
+              </w:rPr>
+              <w:t xml:space="preserve">Margin trend</w:t>
+            </w:r>
+          </w:p>
+        </w:tc>
+        <w:tc>
+          <w:tcPr>
+            <w:tcW w:type="dxa" w:w="5800"/>
+          </w:tcPr>
+          <w:p>
+            <w:r>
+              <w:t xml:space="preserve">expanding</w:t>
+            </w:r>
+          </w:p>
+        </w:tc>
+      </w:tr>
+      <w:tr>
+        <w:tc>
+          <w:tcPr>
+            <w:tcW w:type="dxa" w:w="3200"/>
+            <w:shd w:fill="F2F2F2" w:val="clear"/>
+          </w:tcPr>
+          <w:p>
+            <w:r>
+              <w:rPr>
+                <w:b/>
+                <w:bCs/>
+              </w:rPr>
+              <w:t xml:space="preserve">Capex efficiency</w:t>
+            </w:r>
+          </w:p>
+        </w:tc>
+        <w:tc>
+          <w:tcPr>
+            <w:tcW w:type="dxa" w:w="5800"/>
+          </w:tcPr>
+          <w:p>
+            <w:r>
+              <w:t xml:space="preserve">neutral</w:t>
+            </w:r>
+          </w:p>
+        </w:tc>
+      </w:tr>
+    </w:tbl>
+    <w:p>
+      <w:pPr>
+        <w:spacing w:after="60" w:before="120"/>
+      </w:pPr>
+      <w:r>
+        <w:rPr>
+          <w:b/>
+          <w:bCs/>
+          <w:sz w:val="20"/>
+          <w:szCs w:val="20"/>
+        </w:rPr>
+        <w:t xml:space="preserve">Track record (Coffee Can persistence check): </w:t>
+      </w:r>
+      <w:r>
+        <w:rPr>
+          <w:sz w:val="20"/>
+          <w:szCs w:val="20"/>
+        </w:rPr>
+        <w:t xml:space="preserve">cleared revenue growth ≥10% AND ROCE ≥15% in 1 of the last 3 years (consistency_score 33)</w:t>
+      </w:r>
+    </w:p>
+    <w:p>
+      <w:pPr>
+        <w:spacing w:after="120"/>
+      </w:pPr>
+      <w:r>
+        <w:rPr>
+          <w:color w:val="666666"/>
+          <w:sz w:val="18"/>
+          <w:szCs w:val="18"/>
+        </w:rPr>
+        <w:t xml:space="preserve">FY24-FY26 verifiable from current filings. FY24: loss. FY25: PAT Rs 113 Cr, ROCE well below 15%. FY26: revenue +19% and ROCE ~15% as PAT jumped to Rs 463 Cr — the only year clearing both the &gt;=10% revenue-growth and &gt;=15% ROCE bars. Multi-year record is depressed by the 2018 NCLT reference and 2022 restructuring; the investable window is the FY26-onward turnaround, not the history.</w:t>
+      </w:r>
+    </w:p>
+    <w:p>
+      <w:pPr>
+        <w:pStyle w:val="Heading1"/>
+        <w:spacing w:after="120" w:before="280"/>
+      </w:pPr>
+      <w:r>
+        <w:t xml:space="preserve">Technical Read (Weekly / Monthly MACD + Bollinger Bands, or RSI/CCI/Williams %R proxy)</w:t>
+      </w:r>
+    </w:p>
+    <w:p>
+      <w:pPr>
+        <w:spacing w:after="120"/>
+      </w:pPr>
+      <w:r>
+        <w:t xml:space="preserve">Thread's most recent post (Sept-2026) reads the stock as 'turning around after base building' with an 82-92 support zone, arguing the recent news-driven dip is unlikely to break that base absent actual business impact — not independently verified via TradingView this pass.</w:t>
+      </w:r>
+    </w:p>
+    <w:p>
+      <w:pPr>
+        <w:pStyle w:val="Heading1"/>
+        <w:spacing w:after="120" w:before="280"/>
+      </w:pPr>
+      <w:r>
+        <w:t xml:space="preserve">ValuePickr Community Signal</w:t>
+      </w:r>
+    </w:p>
+    <w:p>
+      <w:pPr>
+        <w:spacing w:after="120"/>
+      </w:pPr>
+      <w:r>
+        <w:t xml:space="preserve">Read all 8 posts of this new (Mar-Sep 2026) thread. Arc: initiation with a detailed capacity/trigger thesis (19 loves) -&gt; iron-ore mine EC approval confirmed in two follow-ups (Mar/Apr-2026) -&gt; Q4 earnings called 'excellent'/'superlative' -&gt; a Sept-2026 post addressing a fresh sister-company controversy and arguing no fundamental impact. SOIC (Substack) has published a deep dive framing JNIL primarily as a debt-restructuring / deleveraging turnaround.</w:t>
+      </w:r>
+    </w:p>
+    <w:p>
+      <w:pPr>
+        <w:spacing w:after="120"/>
+      </w:pPr>
+      <w:r>
+        <w:rPr>
+          <w:b/>
+          <w:bCs/>
+          <w:sz w:val="20"/>
+          <w:szCs w:val="20"/>
+        </w:rPr>
+        <w:t xml:space="preserve">High-conviction call from a top contributor: </w:t>
+      </w:r>
+      <w:r>
+        <w:rPr>
+          <w:sz w:val="20"/>
+          <w:szCs w:val="20"/>
+        </w:rPr>
+        <w:t xml:space="preserve">richbandit (trusted, elevated) asked pointed operational questions (low rolling-mill utilisation, why pig iron is sold in the open market instead of feeding rolling mills, ramp-up timeline) that remain only partially answered in-thread — a genuine, not fully resolved, execution-quality question. Thread originator aashav23 (not trusted, but highest-loved post at 19) laid out the capacity-trigger thesis that has since played out (EC approved as anticipated).</w:t>
+      </w:r>
+    </w:p>
+    <w:p>
+      <w:pPr>
+        <w:pStyle w:val="Heading1"/>
+        <w:spacing w:after="120" w:before="280"/>
+      </w:pPr>
+      <w:r>
+        <w:t xml:space="preserve">Trusted-User Signals (Ongoing)</w:t>
+      </w:r>
+    </w:p>
+    <w:p>
+      <w:pPr>
+        <w:spacing w:after="120"/>
+      </w:pPr>
+      <w:r>
+        <w:rPr>
+          <w:i/>
+          <w:iCs/>
+          <w:color w:val="666666"/>
+          <w:sz w:val="18"/>
+          <w:szCs w:val="18"/>
+        </w:rPr>
+        <w:t xml:space="preserve">Every time a trusted user expresses clear conviction on this stock, most recent first — this section accumulates over time, it isn't a one-time snapshot.</w:t>
+      </w:r>
+    </w:p>
+    <w:p>
+      <w:pPr>
+        <w:spacing w:after="100"/>
+      </w:pPr>
+      <w:r>
+        <w:rPr>
+          <w:b/>
+          <w:bCs/>
+          <w:sz w:val="20"/>
+          <w:szCs w:val="20"/>
+        </w:rPr>
+        <w:t xml:space="preserve">2026-04-07 — undefined</w:t>
+      </w:r>
+      <w:r>
+        <w:rPr>
+          <w:i/>
+          <w:iCs/>
+          <w:color w:val="666666"/>
+          <w:sz w:val="18"/>
+          <w:szCs w:val="18"/>
+        </w:rPr>
         <w:t xml:space="preserve"/>
       </w:r>
       <w:r>
@@ -378,7 +2783,7 @@
         <w:spacing w:after="120"/>
       </w:pPr>
       <w:r>
-        <w:t xml:space="preserve">Not independently checked this pass beyond the promoter-pledge filing already cited.</w:t>
+        <w:t xml:space="preserve">6-mo announcements: FY26 results + Rs 200 Cr warrant issue approved (EGM May 2026); 1.5 MnTPA pellet plant (Rs 720 Cr, 24-mo) board-approved; Tata Capital Rs 2,300 Cr refinance completed Dec 2025; Dec-2025 promoter pledge release followed by fresh Vistra ITCL debenture-trustee pledge on ~55% of equity; company clarification distancing itself from Neco Defence Munitions / Estonia dispute (Sep 2026).</w:t>
       </w:r>
     </w:p>
     <w:p>
@@ -400,46 +2805,46 @@
         <w:spacing w:after="60"/>
       </w:pPr>
       <w:r>
-        <w:t xml:space="preserve">Genuine, recent turnaround: Q1 FY26 swung from a Rs31.68cr loss to a Rs93.02cr profit YoY, with EBITDA margin at 19.37%</w:t>
-      </w:r>
-    </w:p>
-    <w:p>
-      <w:pPr>
-        <w:pStyle w:val="ListParagraph"/>
-        <w:numPr>
-          <w:ilvl w:val="0"/>
-          <w:numId w:val="1"/>
-        </w:numPr>
-        <w:spacing w:after="60"/>
-      </w:pPr>
-      <w:r>
-        <w:t xml:space="preserve">Iron-ore mine expansion EC (2.95 to 6 MnTPA) is now approved, not speculative — a real, near-term capacity catalyst the thread correctly anticipated</w:t>
-      </w:r>
-    </w:p>
-    <w:p>
-      <w:pPr>
-        <w:pStyle w:val="ListParagraph"/>
-        <w:numPr>
-          <w:ilvl w:val="0"/>
-          <w:numId w:val="1"/>
-        </w:numPr>
-        <w:spacing w:after="60"/>
-      </w:pPr>
-      <w:r>
-        <w:t xml:space="preserve">Clean governance signal on the specific pledge dimension: 0% promoter shares pledged, no new encumbrances filed as of Apr-2026</w:t>
-      </w:r>
-    </w:p>
-    <w:p>
-      <w:pPr>
-        <w:pStyle w:val="ListParagraph"/>
-        <w:numPr>
-          <w:ilvl w:val="0"/>
-          <w:numId w:val="1"/>
-        </w:numPr>
-        <w:spacing w:after="60"/>
-      </w:pPr>
-      <w:r>
-        <w:t xml:space="preserve">Rs200 Cr warrant issue funds a 1.5 MT pellet plant and facility upgrades — management actively reinvesting into the upcycle</w:t>
+        <w:t xml:space="preserve">Four consecutive strong quarters, not one: Q1 FY26 Rs 93 Cr PAT (loss-to-profit) -&gt; Q4 FY26 Rs 191 Cr -&gt; Q1 FY27 Rs 194 Cr (+108% YoY on +28% revenue), EBITDA margin holding ~19%</w:t>
+      </w:r>
+    </w:p>
+    <w:p>
+      <w:pPr>
+        <w:pStyle w:val="ListParagraph"/>
+        <w:numPr>
+          <w:ilvl w:val="0"/>
+          <w:numId w:val="1"/>
+        </w:numPr>
+        <w:spacing w:after="60"/>
+      </w:pPr>
+      <w:r>
+        <w:t xml:space="preserve">Deleveraging is executing: FY26 secured debt down 22% to Rs 2,118 Cr; Tata Capital refinanced the residual high-cost debt at 12.5% (from ~17.5%), cutting guided interest cost from ~Rs 400 Cr (FY26) to ~Rs 288 Cr (FY27) — a mechanical PAT tailwind independent of steel prices</w:t>
+      </w:r>
+    </w:p>
+    <w:p>
+      <w:pPr>
+        <w:pStyle w:val="ListParagraph"/>
+        <w:numPr>
+          <w:ilvl w:val="0"/>
+          <w:numId w:val="1"/>
+        </w:numPr>
+        <w:spacing w:after="60"/>
+      </w:pPr>
+      <w:r>
+        <w:t xml:space="preserve">Captive iron ore covers the entire steel-plant requirement; 6 MnTPA mine EC secured and a 1.5 MnTPA / Rs 720 Cr pellet plant approved (24-mo build), part-funded by a Rs 200 Cr promoter-group warrant issue at Rs 89.13 — promoters adding equity, holding rising 55.15% -&gt; ~56%</w:t>
+      </w:r>
+    </w:p>
+    <w:p>
+      <w:pPr>
+        <w:pStyle w:val="ListParagraph"/>
+        <w:numPr>
+          <w:ilvl w:val="0"/>
+          <w:numId w:val="1"/>
+        </w:numPr>
+        <w:spacing w:after="60"/>
+      </w:pPr>
+      <w:r>
+        <w:t xml:space="preserve">TTM P/E ~15x and ~12-13x on a plausible FY27 (interest saving + volume) is undemanding for a deleveraging integrated producer</w:t>
       </w:r>
     </w:p>
     <w:p>
@@ -461,46 +2866,59 @@
         <w:spacing w:after="60"/>
       </w:pPr>
       <w:r>
-        <w:t xml:space="preserve">D/E of 1.42 is real leverage for a commodity cyclical business — the turnaround needs to sustain through a cycle, not just one good quarter</w:t>
-      </w:r>
-    </w:p>
-    <w:p>
-      <w:pPr>
-        <w:pStyle w:val="ListParagraph"/>
-        <w:numPr>
-          <w:ilvl w:val="0"/>
-          <w:numId w:val="1"/>
-        </w:numPr>
-        <w:spacing w:after="60"/>
-      </w:pPr>
-      <w:r>
-        <w:t xml:space="preserve">Rolling-mill utilisation has been persistently low (an unresolved question a trusted user raised in-thread) — pig iron is being sold in the open market rather than feeding downstream capacity, suggesting a product-mix/execution gap that management hasn't clearly addressed publicly</w:t>
-      </w:r>
-    </w:p>
-    <w:p>
-      <w:pPr>
-        <w:pStyle w:val="ListParagraph"/>
-        <w:numPr>
-          <w:ilvl w:val="0"/>
-          <w:numId w:val="1"/>
-        </w:numPr>
-        <w:spacing w:after="60"/>
-      </w:pPr>
-      <w:r>
-        <w:t xml:space="preserve">A genuine reputational/governance overhang: Neco Defence Munitions — described by a forum poster as a sister company, not a subsidiary, of JNIL — is at the center of a ~EUR70 million Estonian ammunition-supply dispute (via its Italian unit Datasel SRL) serious enough to trigger the Estonian defence minister's resignation (Sep-2026); JNIL has issued a clarification distancing itself, and the dispute is now in international arbitration, but the cross-group reputational read-through for a family-promoter-group company is a real, unresolved risk worth monitoring even though it does not meet this screen's formal red-flag criteria (not JNIL itself, not a SEBI/fraud finding)</w:t>
-      </w:r>
-    </w:p>
-    <w:p>
-      <w:pPr>
-        <w:pStyle w:val="ListParagraph"/>
-        <w:numPr>
-          <w:ilvl w:val="0"/>
-          <w:numId w:val="1"/>
-        </w:numPr>
-        <w:spacing w:after="60"/>
-      </w:pPr>
-      <w:r>
-        <w:t xml:space="preserve">No live-theme match in the current active_themes.json set — this is a plain commodity-steel discovery candidate, not a thematic tailwind play</w:t>
+        <w:t xml:space="preserve">Commodity-steel cyclicality against still-material leverage (~Rs 4,100 Cr total borrowings, Rs 2,118 Cr secured) — the earnings run-rate has to hold through a steel-price down-cycle, not just this one</w:t>
+      </w:r>
+    </w:p>
+    <w:p>
+      <w:pPr>
+        <w:pStyle w:val="ListParagraph"/>
+        <w:numPr>
+          <w:ilvl w:val="0"/>
+          <w:numId w:val="1"/>
+        </w:numPr>
+        <w:spacing w:after="60"/>
+      </w:pPr>
+      <w:r>
+        <w:t xml:space="preserve">~99% of promoter holding is pledged: the Dec-2025 release was immediately followed by a fresh pledge on ~53.48 Cr shares (~55% of equity) to Vistra ITCL as NCD debenture trustee. Structural refinancing collateral with a repayment-linked release, not distress selling — but the 'clean 0% pledge' read in earlier notes is outdated</w:t>
+      </w:r>
+    </w:p>
+    <w:p>
+      <w:pPr>
+        <w:pStyle w:val="ListParagraph"/>
+        <w:numPr>
+          <w:ilvl w:val="0"/>
+          <w:numId w:val="1"/>
+        </w:numPr>
+        <w:spacing w:after="60"/>
+      </w:pPr>
+      <w:r>
+        <w:t xml:space="preserve">Rolling-mill utilisation persistently low — pig iron is sold in the open market rather than feeding downstream capacity, a product-mix / execution gap a trusted user (richbandit) raised and management has not clearly addressed publicly</w:t>
+      </w:r>
+    </w:p>
+    <w:p>
+      <w:pPr>
+        <w:pStyle w:val="ListParagraph"/>
+        <w:numPr>
+          <w:ilvl w:val="0"/>
+          <w:numId w:val="1"/>
+        </w:numPr>
+        <w:spacing w:after="60"/>
+      </w:pPr>
+      <w:r>
+        <w:t xml:space="preserve">Reputational overhang: Neco Defence Munitions (a sister company, not a JNIL subsidiary) is central to a ~EUR70m Estonian ammunition-supply dispute now in international arbitration; JNIL has issued a clarification distancing itself, but the cross-group read-through is an unresolved monitor item (does not meet this screen's formal red-flag criteria)</w:t>
+      </w:r>
+    </w:p>
+    <w:p>
+      <w:pPr>
+        <w:pStyle w:val="ListParagraph"/>
+        <w:numPr>
+          <w:ilvl w:val="0"/>
+          <w:numId w:val="1"/>
+        </w:numPr>
+        <w:spacing w:after="60"/>
+      </w:pPr>
+      <w:r>
+        <w:t xml:space="preserve">No live-theme match in active_themes.json — a plain commodity-steel + deleveraging discovery candidate, not a thematic tailwind play</w:t>
       </w:r>
     </w:p>
     <w:p>
@@ -521,7 +2939,7 @@
           <w:b/>
           <w:bCs/>
         </w:rPr>
-        <w:t xml:space="preserve">Small/Mid-cap (~Rs 8,642 Cr)</w:t>
+        <w:t xml:space="preserve">Small/Mid-cap (~Rs 8,700 Cr)</w:t>
       </w:r>
     </w:p>
     <w:p>
@@ -572,7 +2990,7 @@
           <w:sz w:val="20"/>
           <w:szCs w:val="20"/>
         </w:rPr>
-        <w:t xml:space="preserve">Tailwind yes: iron-ore mine EC expansion (2.95-&gt;6 MnTPA) is a real, already-approved near-term capacity catalyst confirmed twice in-thread. TAM weak: domestic steel/pig-iron/casting is a large but commoditised, cyclical market with no differentiated demand tailwind beyond general capacity growth. Moat weak: captive iron-ore mining + backward integration (pig iron-&gt;billets-&gt;rolling) is a real cost-structure advantage but the business remains a price-taking commodity producer overall. Valuation yes: Rs8,642cr cap against a Q1FY26 annualised run-rate (~Rs93cr/qtr, improving) implies a reasonable multiple for the delivered turnaround, not a stretched one.</w:t>
+        <w:t xml:space="preserve">Tailwind yes (small/mid-cap live-inflection carve-out): a real, sustained recent inflection — four strong quarters, a completed Tata Capital refinance mechanically cutting FY27 interest ~Rs 400 Cr -&gt; ~Rs 288 Cr, secured debt -22% in FY26, plus an approved 6 MnTPA iron-ore EC and 1.5 MnTPA pellet plant. TAM weak: domestic long/alloy steel + castings is large but commoditised and cyclical, no differentiated demand driver. Moat weak: captive iron ore + backward integration is a genuine cost advantage but the business is still a price-taker. Valuation yes: ~Rs 8,700 Cr cap on ~Rs 560 Cr TTM PAT (~15x) and ~12-13x on a plausible FY27 is undemanding for a deleveraging integrated producer. Score 3.0 -&gt; 10x-in-2-3-years permitted; conviction held at Medium on cyclicality + leverage + ~99% promoter pledge to the NCD trustee + sister-company overhang.</w:t>
       </w:r>
     </w:p>
     <w:p>
@@ -595,7 +3013,7 @@
           <w:sz w:val="24"/>
           <w:szCs w:val="24"/>
         </w:rPr>
-        <w:t xml:space="preserve">A real earnings-turnaround-plus-capacity-trigger story, kept at unconfirmed/Medium conviction given leverage and an unresolved sister-company reputational overhang</w:t>
+        <w:t xml:space="preserve">A genuine deleveraging + earnings turnaround now four quarters deep, with a refinance that mechanically lifts FY27 PAT — kept at Medium given commodity cyclicality, still-material leverage, ~99% promoter pledge to the NCD trustee, and an unresolved sister-company reputational overhang</w:t>
       </w:r>
     </w:p>
     <w:p>
@@ -621,33 +3039,33 @@
         <w:spacing w:after="60"/>
       </w:pPr>
       <w:r>
-        <w:t xml:space="preserve">Trailing-average-vs-live-inflection rule applied: weak 5yr ROE/leverage profile but a genuine recent-quarter inflection (loss to profit, EBITDA margin recovery) plus a real, already-approved capacity catalyst (iron-ore mine EC) — permits a 10x label at capped conviction with an 'unconfirmed' caveat, per the specific rule for this pattern</w:t>
-      </w:r>
-    </w:p>
-    <w:p>
-      <w:pPr>
-        <w:pStyle w:val="ListParagraph"/>
-        <w:numPr>
-          <w:ilvl w:val="0"/>
-          <w:numId w:val="1"/>
-        </w:numPr>
-        <w:spacing w:after="60"/>
-      </w:pPr>
-      <w:r>
-        <w:t xml:space="preserve">Four-box score 3.0 (tailwind yes, valuation yes, tam/moat weak) independently clears the bar</w:t>
-      </w:r>
-    </w:p>
-    <w:p>
-      <w:pPr>
-        <w:pStyle w:val="ListParagraph"/>
-        <w:numPr>
-          <w:ilvl w:val="0"/>
-          <w:numId w:val="1"/>
-        </w:numPr>
-        <w:spacing w:after="60"/>
-      </w:pPr>
-      <w:r>
-        <w:t xml:space="preserve">Conviction capped at Medium given (a) real leverage (D/E 1.42) in a cyclical commodity business, (b) an unresolved rolling-mill-utilisation execution question raised by a trusted user, and (c) the unresolved Neco Defence Munitions/Estonia arbitration overhang on a sister entity within the same promoter group — treated as a caution flag, not a formal red flag, since it doesn't implicate JNIL itself under the defined AVOID/EXCLUDE criteria</w:t>
+        <w:t xml:space="preserve">Trailing-average-vs-live-inflection rule applied: weak multi-year ROE/leverage profile but a sustained recent inflection (four strong quarters, loss-to-profit YoY, EBITDA margin ~19%) plus two structural drivers — a completed Tata Capital refinance (17.5% -&gt; 12.5%) that cuts guided interest ~Rs 400 Cr -&gt; ~Rs 288 Cr in FY27, and an approved 6 MnTPA iron-ore EC + 1.5 MnTPA pellet plant — permits a 10x label at capped conviction with an 'unconfirmed' caveat</w:t>
+      </w:r>
+    </w:p>
+    <w:p>
+      <w:pPr>
+        <w:pStyle w:val="ListParagraph"/>
+        <w:numPr>
+          <w:ilvl w:val="0"/>
+          <w:numId w:val="1"/>
+        </w:numPr>
+        <w:spacing w:after="60"/>
+      </w:pPr>
+      <w:r>
+        <w:t xml:space="preserve">Four-box score 3.0 (tailwind yes on the live deleveraging inflection, valuation yes at ~15x TTM / ~12-13x forward; tam/moat weak) independently clears the 10x bar</w:t>
+      </w:r>
+    </w:p>
+    <w:p>
+      <w:pPr>
+        <w:pStyle w:val="ListParagraph"/>
+        <w:numPr>
+          <w:ilvl w:val="0"/>
+          <w:numId w:val="1"/>
+        </w:numPr>
+        <w:spacing w:after="60"/>
+      </w:pPr>
+      <w:r>
+        <w:t xml:space="preserve">Conviction capped at Medium: (a) commodity-steel cyclicality against still-material leverage (~Rs 4,100 Cr total borrowings), (b) ~99% of promoter holding pledged to the NCD debenture trustee (structural, repayment-linked release — but the earlier 'clean 0% pledge' framing is outdated), (c) unresolved rolling-mill-utilisation execution question raised by a trusted user, and (d) the Neco Defence Munitions / Estonia arbitration overhang on a sister entity — treated as a caution flag, not a formal red flag, since it does not implicate JNIL itself under the AVOID/EXCLUDE criteria</w:t>
       </w:r>
     </w:p>
     <w:p>
